--- a/rapports/2026-06-06/EQ9/EQ9_sup_v2/DR_031101000010/51-57-14-85.docx
+++ b/rapports/2026-06-06/EQ9/EQ9_sup_v2/DR_031101000010/51-57-14-85.docx
@@ -297,7 +297,7 @@
           <w:color w:val="1F6FEB"/>
           <w:sz w:val="22"/>
         </w:rPr>
-        <w:t>⚠ INCOHÉRENCES À CORRIGER (75)</w:t>
+        <w:t>⚠ INCOHÉRENCES À CORRIGER (72)</w:t>
       </w:r>
     </w:p>
     <w:tbl>
@@ -1354,7 +1354,7 @@
                 <w:color w:val="16A34A"/>
                 <w:sz w:val="16"/>
               </w:rPr>
-              <w:t>—</w:t>
+              <w:t>s02q33, s01q00b</w:t>
             </w:r>
           </w:p>
         </w:tc>
@@ -1385,7 +1385,7 @@
                 <w:i w:val="0"/>
                 <w:sz w:val="17"/>
               </w:rPr>
-              <w:t>Incohérence!!! seulement les écoles privées paient les frais de scolarité (y compris les frais d'inscription).</w:t>
+              <w:t>Incoherent!!! La dernière fois que Maga Thiam a  fréquenté l'école est 9999.</w:t>
             </w:r>
           </w:p>
         </w:tc>
@@ -1444,7 +1444,7 @@
                 <w:color w:val="16A34A"/>
                 <w:sz w:val="16"/>
               </w:rPr>
-              <w:t>s02q33, s01q00b</w:t>
+              <w:t>s01q49, s02q24, s01q00b, s02q17_2, s02q15_2</w:t>
             </w:r>
           </w:p>
         </w:tc>
@@ -1475,7 +1475,7 @@
                 <w:i w:val="0"/>
                 <w:sz w:val="17"/>
               </w:rPr>
-              <w:t>Incoherent!!! La dernière fois que Maga Thiam a  fréquenté l'école est 9999.</w:t>
+              <w:t>Le montant des frais pour les cahiers et autres matériels scolaires (35000 FCFA) pour l'année scolaire de Serigne Fallou Thiam qui fréquente 1ére année de Secondaire 2 Général semble incohérent, veuillez, s'il vous plait, verifier cette information auprès de l'enquêté ou confirmer avec le QG.</w:t>
             </w:r>
           </w:p>
         </w:tc>
@@ -1508,6 +1508,1446 @@
                 <w:i w:val="0"/>
                 <w:sz w:val="16"/>
               </w:rPr>
+              <w:t>S07</w:t>
+              <w:br/>
+            </w:r>
+            <w:r>
+              <w:rPr>
+                <w:b w:val="0"/>
+                <w:i w:val="0"/>
+                <w:color w:val="64748B"/>
+                <w:sz w:val="14"/>
+              </w:rPr>
+              <w:t>Consommation alimentaire</w:t>
+            </w:r>
+          </w:p>
+        </w:tc>
+        <w:tc>
+          <w:tcPr>
+            <w:tcW w:type="dxa" w:w="1531"/>
+          </w:tcPr>
+          <w:p>
+            <w:r>
+              <w:rPr>
+                <w:b/>
+                <w:i w:val="0"/>
+                <w:color w:val="16A34A"/>
+                <w:sz w:val="16"/>
+              </w:rPr>
+              <w:t>s00q27, s01q00a, s01q12, s01q13, s02q04, s03q11, s03q12, s01q01</w:t>
+            </w:r>
+          </w:p>
+        </w:tc>
+        <w:tc>
+          <w:tcPr>
+            <w:tcW w:type="dxa" w:w="1191"/>
+          </w:tcPr>
+          <w:p>
+            <w:r>
+              <w:rPr>
+                <w:b w:val="0"/>
+                <w:i w:val="0"/>
+                <w:color w:val="64748B"/>
+                <w:sz w:val="16"/>
+              </w:rPr>
+              <w:t>GT-CQ</w:t>
+            </w:r>
+          </w:p>
+        </w:tc>
+        <w:tc>
+          <w:tcPr>
+            <w:tcW w:type="dxa" w:w="4706"/>
+          </w:tcPr>
+          <w:p>
+            <w:r>
+              <w:rPr>
+                <w:b w:val="0"/>
+                <w:i w:val="0"/>
+                <w:sz w:val="17"/>
+              </w:rPr>
+              <w:t>Avertissement!!! Le ménage a consommé 49 miche de Petit de Pain moderne  ce qui semble incoherent pour une consommation aucours des 7 derniers jours, prière de verifier et corriger.</w:t>
+            </w:r>
+          </w:p>
+        </w:tc>
+      </w:tr>
+      <w:tr>
+        <w:tc>
+          <w:tcPr>
+            <w:tcW w:type="dxa" w:w="964"/>
+          </w:tcPr>
+          <w:p>
+            <w:r>
+              <w:rPr>
+                <w:b/>
+                <w:i w:val="0"/>
+                <w:color w:val="DC2626"/>
+                <w:sz w:val="16"/>
+              </w:rPr>
+              <w:t>Haute</w:t>
+            </w:r>
+          </w:p>
+        </w:tc>
+        <w:tc>
+          <w:tcPr>
+            <w:tcW w:type="dxa" w:w="1247"/>
+          </w:tcPr>
+          <w:p>
+            <w:r>
+              <w:rPr>
+                <w:b/>
+                <w:i w:val="0"/>
+                <w:sz w:val="16"/>
+              </w:rPr>
+              <w:t>S11</w:t>
+              <w:br/>
+            </w:r>
+            <w:r>
+              <w:rPr>
+                <w:b w:val="0"/>
+                <w:i w:val="0"/>
+                <w:color w:val="64748B"/>
+                <w:sz w:val="14"/>
+              </w:rPr>
+              <w:t>Logement / cadre de vie</w:t>
+            </w:r>
+          </w:p>
+        </w:tc>
+        <w:tc>
+          <w:tcPr>
+            <w:tcW w:type="dxa" w:w="1531"/>
+          </w:tcPr>
+          <w:p>
+            <w:r>
+              <w:rPr>
+                <w:b/>
+                <w:i w:val="0"/>
+                <w:color w:val="16A34A"/>
+                <w:sz w:val="16"/>
+              </w:rPr>
+              <w:t>s01q47__1, s01q47__2, s01q47__3, s01q47__4, s01q47__5, s01q47__6, s01q47__7, s02q15</w:t>
+            </w:r>
+          </w:p>
+        </w:tc>
+        <w:tc>
+          <w:tcPr>
+            <w:tcW w:type="dxa" w:w="1191"/>
+          </w:tcPr>
+          <w:p>
+            <w:r>
+              <w:rPr>
+                <w:b w:val="0"/>
+                <w:i w:val="0"/>
+                <w:color w:val="64748B"/>
+                <w:sz w:val="16"/>
+              </w:rPr>
+              <w:t>GT-CQ</w:t>
+            </w:r>
+          </w:p>
+        </w:tc>
+        <w:tc>
+          <w:tcPr>
+            <w:tcW w:type="dxa" w:w="4706"/>
+          </w:tcPr>
+          <w:p>
+            <w:r>
+              <w:rPr>
+                <w:b w:val="0"/>
+                <w:i w:val="0"/>
+                <w:sz w:val="17"/>
+              </w:rPr>
+              <w:t>Le montant de l'eau acheté auprès des vendeurs ou auprès d'un autre ménage au cours de 30 derniers jours est de 14400 FCFA qui semble incoherent, prière de vérifier la question 11.25 auprès du ménage ou confirmer.</w:t>
+            </w:r>
+          </w:p>
+        </w:tc>
+      </w:tr>
+      <w:tr>
+        <w:tc>
+          <w:tcPr>
+            <w:tcW w:type="dxa" w:w="964"/>
+          </w:tcPr>
+          <w:p>
+            <w:r>
+              <w:rPr>
+                <w:b/>
+                <w:i w:val="0"/>
+                <w:color w:val="DC2626"/>
+                <w:sz w:val="16"/>
+              </w:rPr>
+              <w:t>Haute</w:t>
+            </w:r>
+          </w:p>
+        </w:tc>
+        <w:tc>
+          <w:tcPr>
+            <w:tcW w:type="dxa" w:w="1247"/>
+          </w:tcPr>
+          <w:p>
+            <w:r>
+              <w:rPr>
+                <w:b/>
+                <w:i w:val="0"/>
+                <w:sz w:val="16"/>
+              </w:rPr>
+              <w:t>S12</w:t>
+              <w:br/>
+            </w:r>
+            <w:r>
+              <w:rPr>
+                <w:b w:val="0"/>
+                <w:i w:val="0"/>
+                <w:color w:val="64748B"/>
+                <w:sz w:val="14"/>
+              </w:rPr>
+              <w:t>Avoirs / biens durables</w:t>
+            </w:r>
+          </w:p>
+        </w:tc>
+        <w:tc>
+          <w:tcPr>
+            <w:tcW w:type="dxa" w:w="1531"/>
+          </w:tcPr>
+          <w:p>
+            <w:r>
+              <w:rPr>
+                <w:b/>
+                <w:i w:val="0"/>
+                <w:color w:val="16A34A"/>
+                <w:sz w:val="16"/>
+              </w:rPr>
+              <w:t>s00q08, s01q28, s01q29, s01q30, s02q01__2, s02q02__2, s03q20, s04q22</w:t>
+            </w:r>
+          </w:p>
+        </w:tc>
+        <w:tc>
+          <w:tcPr>
+            <w:tcW w:type="dxa" w:w="1191"/>
+          </w:tcPr>
+          <w:p>
+            <w:r>
+              <w:rPr>
+                <w:b w:val="0"/>
+                <w:i w:val="0"/>
+                <w:color w:val="64748B"/>
+                <w:sz w:val="16"/>
+              </w:rPr>
+              <w:t>GT-CQ</w:t>
+            </w:r>
+          </w:p>
+        </w:tc>
+        <w:tc>
+          <w:tcPr>
+            <w:tcW w:type="dxa" w:w="4706"/>
+          </w:tcPr>
+          <w:p>
+            <w:r>
+              <w:rPr>
+                <w:b w:val="0"/>
+                <w:i w:val="0"/>
+                <w:sz w:val="17"/>
+              </w:rPr>
+              <w:t>Le prix d'achat de l'article  Congélateur est nul (achété à 0fcfa) mais le prix de revente est different de 0 impossible, prière de verifier et corriger.</w:t>
+            </w:r>
+          </w:p>
+        </w:tc>
+      </w:tr>
+      <w:tr>
+        <w:tc>
+          <w:tcPr>
+            <w:tcW w:type="dxa" w:w="964"/>
+          </w:tcPr>
+          <w:p>
+            <w:r>
+              <w:rPr>
+                <w:b/>
+                <w:i w:val="0"/>
+                <w:color w:val="DC2626"/>
+                <w:sz w:val="16"/>
+              </w:rPr>
+              <w:t>Haute</w:t>
+            </w:r>
+          </w:p>
+        </w:tc>
+        <w:tc>
+          <w:tcPr>
+            <w:tcW w:type="dxa" w:w="1247"/>
+          </w:tcPr>
+          <w:p>
+            <w:r>
+              <w:rPr>
+                <w:b/>
+                <w:i w:val="0"/>
+                <w:sz w:val="16"/>
+              </w:rPr>
+              <w:t>S12</w:t>
+              <w:br/>
+            </w:r>
+            <w:r>
+              <w:rPr>
+                <w:b w:val="0"/>
+                <w:i w:val="0"/>
+                <w:color w:val="64748B"/>
+                <w:sz w:val="14"/>
+              </w:rPr>
+              <w:t>Avoirs / biens durables</w:t>
+            </w:r>
+          </w:p>
+        </w:tc>
+        <w:tc>
+          <w:tcPr>
+            <w:tcW w:type="dxa" w:w="1531"/>
+          </w:tcPr>
+          <w:p>
+            <w:r>
+              <w:rPr>
+                <w:b/>
+                <w:i w:val="0"/>
+                <w:color w:val="16A34A"/>
+                <w:sz w:val="16"/>
+              </w:rPr>
+              <w:t>s00q08, s01q28, s01q29, s01q30, s02q01__2, s02q02__2, s03q20, s04q22</w:t>
+            </w:r>
+          </w:p>
+        </w:tc>
+        <w:tc>
+          <w:tcPr>
+            <w:tcW w:type="dxa" w:w="1191"/>
+          </w:tcPr>
+          <w:p>
+            <w:r>
+              <w:rPr>
+                <w:b w:val="0"/>
+                <w:i w:val="0"/>
+                <w:color w:val="64748B"/>
+                <w:sz w:val="16"/>
+              </w:rPr>
+              <w:t>GT-CQ</w:t>
+            </w:r>
+          </w:p>
+        </w:tc>
+        <w:tc>
+          <w:tcPr>
+            <w:tcW w:type="dxa" w:w="4706"/>
+          </w:tcPr>
+          <w:p>
+            <w:r>
+              <w:rPr>
+                <w:b w:val="0"/>
+                <w:i w:val="0"/>
+                <w:sz w:val="17"/>
+              </w:rPr>
+              <w:t>Le prix d'achat de l'article  Téléphone portable est nul (achété à 0fcfa) mais le prix de revente est different de 0 impossible, prière de verifier et corriger.</w:t>
+            </w:r>
+          </w:p>
+        </w:tc>
+      </w:tr>
+      <w:tr>
+        <w:tc>
+          <w:tcPr>
+            <w:tcW w:type="dxa" w:w="964"/>
+          </w:tcPr>
+          <w:p>
+            <w:r>
+              <w:rPr>
+                <w:b/>
+                <w:i w:val="0"/>
+                <w:color w:val="EA580C"/>
+                <w:sz w:val="16"/>
+              </w:rPr>
+              <w:t>Moyenne</w:t>
+            </w:r>
+          </w:p>
+        </w:tc>
+        <w:tc>
+          <w:tcPr>
+            <w:tcW w:type="dxa" w:w="1247"/>
+          </w:tcPr>
+          <w:p>
+            <w:r>
+              <w:rPr>
+                <w:b/>
+                <w:i w:val="0"/>
+                <w:sz w:val="16"/>
+              </w:rPr>
+              <w:t>S00</w:t>
+              <w:br/>
+            </w:r>
+            <w:r>
+              <w:rPr>
+                <w:b w:val="0"/>
+                <w:i w:val="0"/>
+                <w:color w:val="64748B"/>
+                <w:sz w:val="14"/>
+              </w:rPr>
+              <w:t>Identification</w:t>
+            </w:r>
+          </w:p>
+        </w:tc>
+        <w:tc>
+          <w:tcPr>
+            <w:tcW w:type="dxa" w:w="1531"/>
+          </w:tcPr>
+          <w:p>
+            <w:r>
+              <w:rPr>
+                <w:b/>
+                <w:i w:val="0"/>
+                <w:color w:val="16A34A"/>
+                <w:sz w:val="16"/>
+              </w:rPr>
+              <w:t>s00q27</w:t>
+            </w:r>
+          </w:p>
+        </w:tc>
+        <w:tc>
+          <w:tcPr>
+            <w:tcW w:type="dxa" w:w="1191"/>
+          </w:tcPr>
+          <w:p>
+            <w:r>
+              <w:rPr>
+                <w:b w:val="0"/>
+                <w:i w:val="0"/>
+                <w:color w:val="64748B"/>
+                <w:sz w:val="16"/>
+              </w:rPr>
+              <w:t>GT-CQ</w:t>
+            </w:r>
+          </w:p>
+        </w:tc>
+        <w:tc>
+          <w:tcPr>
+            <w:tcW w:type="dxa" w:w="4706"/>
+          </w:tcPr>
+          <w:p>
+            <w:r>
+              <w:rPr>
+                <w:b w:val="0"/>
+                <w:i w:val="0"/>
+                <w:sz w:val="17"/>
+              </w:rPr>
+              <w:t>Le questionnaire semble ne pas être complètement fini mais le questionnaire est en statut complet, prière de compléter le questionnaire.</w:t>
+            </w:r>
+          </w:p>
+        </w:tc>
+      </w:tr>
+      <w:tr>
+        <w:tc>
+          <w:tcPr>
+            <w:tcW w:type="dxa" w:w="964"/>
+          </w:tcPr>
+          <w:p>
+            <w:r>
+              <w:rPr>
+                <w:b/>
+                <w:i w:val="0"/>
+                <w:color w:val="EA580C"/>
+                <w:sz w:val="16"/>
+              </w:rPr>
+              <w:t>Moyenne</w:t>
+            </w:r>
+          </w:p>
+        </w:tc>
+        <w:tc>
+          <w:tcPr>
+            <w:tcW w:type="dxa" w:w="1247"/>
+          </w:tcPr>
+          <w:p>
+            <w:r>
+              <w:rPr>
+                <w:b/>
+                <w:i w:val="0"/>
+                <w:sz w:val="16"/>
+              </w:rPr>
+              <w:t>S00</w:t>
+              <w:br/>
+            </w:r>
+            <w:r>
+              <w:rPr>
+                <w:b w:val="0"/>
+                <w:i w:val="0"/>
+                <w:color w:val="64748B"/>
+                <w:sz w:val="14"/>
+              </w:rPr>
+              <w:t>Identification</w:t>
+            </w:r>
+          </w:p>
+        </w:tc>
+        <w:tc>
+          <w:tcPr>
+            <w:tcW w:type="dxa" w:w="1531"/>
+          </w:tcPr>
+          <w:p>
+            <w:r>
+              <w:rPr>
+                <w:b/>
+                <w:i w:val="0"/>
+                <w:color w:val="16A34A"/>
+                <w:sz w:val="16"/>
+              </w:rPr>
+              <w:t>—</w:t>
+            </w:r>
+          </w:p>
+        </w:tc>
+        <w:tc>
+          <w:tcPr>
+            <w:tcW w:type="dxa" w:w="1191"/>
+          </w:tcPr>
+          <w:p>
+            <w:r>
+              <w:rPr>
+                <w:b w:val="0"/>
+                <w:i w:val="0"/>
+                <w:color w:val="64748B"/>
+                <w:sz w:val="16"/>
+              </w:rPr>
+              <w:t>GT-CQ</w:t>
+            </w:r>
+          </w:p>
+        </w:tc>
+        <w:tc>
+          <w:tcPr>
+            <w:tcW w:type="dxa" w:w="4706"/>
+          </w:tcPr>
+          <w:p>
+            <w:r>
+              <w:rPr>
+                <w:b w:val="0"/>
+                <w:i w:val="0"/>
+                <w:sz w:val="17"/>
+              </w:rPr>
+              <w:t>L'adresse ou la localisation du ménage doit être bien renseignée, ne doit pas contenir des numéros de téléphone et elle semble courte pour être une adresse.</w:t>
+            </w:r>
+          </w:p>
+        </w:tc>
+      </w:tr>
+      <w:tr>
+        <w:tc>
+          <w:tcPr>
+            <w:tcW w:type="dxa" w:w="964"/>
+          </w:tcPr>
+          <w:p>
+            <w:r>
+              <w:rPr>
+                <w:b/>
+                <w:i w:val="0"/>
+                <w:color w:val="EA580C"/>
+                <w:sz w:val="16"/>
+              </w:rPr>
+              <w:t>Moyenne</w:t>
+            </w:r>
+          </w:p>
+        </w:tc>
+        <w:tc>
+          <w:tcPr>
+            <w:tcW w:type="dxa" w:w="1247"/>
+          </w:tcPr>
+          <w:p>
+            <w:r>
+              <w:rPr>
+                <w:b/>
+                <w:i w:val="0"/>
+                <w:sz w:val="16"/>
+              </w:rPr>
+              <w:t>S00</w:t>
+              <w:br/>
+            </w:r>
+            <w:r>
+              <w:rPr>
+                <w:b w:val="0"/>
+                <w:i w:val="0"/>
+                <w:color w:val="64748B"/>
+                <w:sz w:val="14"/>
+              </w:rPr>
+              <w:t>Identification</w:t>
+            </w:r>
+          </w:p>
+        </w:tc>
+        <w:tc>
+          <w:tcPr>
+            <w:tcW w:type="dxa" w:w="1531"/>
+          </w:tcPr>
+          <w:p>
+            <w:r>
+              <w:rPr>
+                <w:b/>
+                <w:i w:val="0"/>
+                <w:color w:val="16A34A"/>
+                <w:sz w:val="16"/>
+              </w:rPr>
+              <w:t>—</w:t>
+            </w:r>
+          </w:p>
+        </w:tc>
+        <w:tc>
+          <w:tcPr>
+            <w:tcW w:type="dxa" w:w="1191"/>
+          </w:tcPr>
+          <w:p>
+            <w:r>
+              <w:rPr>
+                <w:b w:val="0"/>
+                <w:i w:val="0"/>
+                <w:color w:val="64748B"/>
+                <w:sz w:val="16"/>
+              </w:rPr>
+              <w:t>GT-CQ</w:t>
+            </w:r>
+          </w:p>
+        </w:tc>
+        <w:tc>
+          <w:tcPr>
+            <w:tcW w:type="dxa" w:w="4706"/>
+          </w:tcPr>
+          <w:p>
+            <w:r>
+              <w:rPr>
+                <w:b w:val="0"/>
+                <w:i w:val="0"/>
+                <w:sz w:val="17"/>
+              </w:rPr>
+              <w:t>Prière de renseigner la bonne adresse.</w:t>
+            </w:r>
+          </w:p>
+        </w:tc>
+      </w:tr>
+      <w:tr>
+        <w:tc>
+          <w:tcPr>
+            <w:tcW w:type="dxa" w:w="964"/>
+          </w:tcPr>
+          <w:p>
+            <w:r>
+              <w:rPr>
+                <w:b/>
+                <w:i w:val="0"/>
+                <w:color w:val="EA580C"/>
+                <w:sz w:val="16"/>
+              </w:rPr>
+              <w:t>Moyenne</w:t>
+            </w:r>
+          </w:p>
+        </w:tc>
+        <w:tc>
+          <w:tcPr>
+            <w:tcW w:type="dxa" w:w="1247"/>
+          </w:tcPr>
+          <w:p>
+            <w:r>
+              <w:rPr>
+                <w:b/>
+                <w:i w:val="0"/>
+                <w:sz w:val="16"/>
+              </w:rPr>
+              <w:t>S01</w:t>
+              <w:br/>
+            </w:r>
+            <w:r>
+              <w:rPr>
+                <w:b w:val="0"/>
+                <w:i w:val="0"/>
+                <w:color w:val="64748B"/>
+                <w:sz w:val="14"/>
+              </w:rPr>
+              <w:t>Démographie</w:t>
+            </w:r>
+          </w:p>
+        </w:tc>
+        <w:tc>
+          <w:tcPr>
+            <w:tcW w:type="dxa" w:w="1531"/>
+          </w:tcPr>
+          <w:p>
+            <w:r>
+              <w:rPr>
+                <w:b/>
+                <w:i w:val="0"/>
+                <w:color w:val="16A34A"/>
+                <w:sz w:val="16"/>
+              </w:rPr>
+              <w:t>—</w:t>
+            </w:r>
+          </w:p>
+        </w:tc>
+        <w:tc>
+          <w:tcPr>
+            <w:tcW w:type="dxa" w:w="1191"/>
+          </w:tcPr>
+          <w:p>
+            <w:r>
+              <w:rPr>
+                <w:b w:val="0"/>
+                <w:i w:val="0"/>
+                <w:color w:val="64748B"/>
+                <w:sz w:val="16"/>
+              </w:rPr>
+              <w:t>GT-CQ</w:t>
+            </w:r>
+          </w:p>
+        </w:tc>
+        <w:tc>
+          <w:tcPr>
+            <w:tcW w:type="dxa" w:w="4706"/>
+          </w:tcPr>
+          <w:p>
+            <w:r>
+              <w:rPr>
+                <w:b w:val="0"/>
+                <w:i w:val="0"/>
+                <w:sz w:val="17"/>
+              </w:rPr>
+              <w:t>Attention ! Le montant (6500 Fcfa) dépensé ou reçu en cadeau pour les cartes prépayées, les transferts de crédit et les abonnements de  Maga Thiam est relativement élevé par rapport aux autres montants depansés observés dans cette zone.</w:t>
+            </w:r>
+          </w:p>
+        </w:tc>
+      </w:tr>
+      <w:tr>
+        <w:tc>
+          <w:tcPr>
+            <w:tcW w:type="dxa" w:w="964"/>
+          </w:tcPr>
+          <w:p>
+            <w:r>
+              <w:rPr>
+                <w:b/>
+                <w:i w:val="0"/>
+                <w:color w:val="EA580C"/>
+                <w:sz w:val="16"/>
+              </w:rPr>
+              <w:t>Moyenne</w:t>
+            </w:r>
+          </w:p>
+        </w:tc>
+        <w:tc>
+          <w:tcPr>
+            <w:tcW w:type="dxa" w:w="1247"/>
+          </w:tcPr>
+          <w:p>
+            <w:r>
+              <w:rPr>
+                <w:b/>
+                <w:i w:val="0"/>
+                <w:sz w:val="16"/>
+              </w:rPr>
+              <w:t>S01</w:t>
+              <w:br/>
+            </w:r>
+            <w:r>
+              <w:rPr>
+                <w:b w:val="0"/>
+                <w:i w:val="0"/>
+                <w:color w:val="64748B"/>
+                <w:sz w:val="14"/>
+              </w:rPr>
+              <w:t>Démographie</w:t>
+            </w:r>
+          </w:p>
+        </w:tc>
+        <w:tc>
+          <w:tcPr>
+            <w:tcW w:type="dxa" w:w="1531"/>
+          </w:tcPr>
+          <w:p>
+            <w:r>
+              <w:rPr>
+                <w:b/>
+                <w:i w:val="0"/>
+                <w:color w:val="16A34A"/>
+                <w:sz w:val="16"/>
+              </w:rPr>
+              <w:t>—</w:t>
+            </w:r>
+          </w:p>
+        </w:tc>
+        <w:tc>
+          <w:tcPr>
+            <w:tcW w:type="dxa" w:w="1191"/>
+          </w:tcPr>
+          <w:p>
+            <w:r>
+              <w:rPr>
+                <w:b w:val="0"/>
+                <w:i w:val="0"/>
+                <w:color w:val="64748B"/>
+                <w:sz w:val="16"/>
+              </w:rPr>
+              <w:t>GT-CQ</w:t>
+            </w:r>
+          </w:p>
+        </w:tc>
+        <w:tc>
+          <w:tcPr>
+            <w:tcW w:type="dxa" w:w="4706"/>
+          </w:tcPr>
+          <w:p>
+            <w:r>
+              <w:rPr>
+                <w:b w:val="0"/>
+                <w:i w:val="0"/>
+                <w:sz w:val="17"/>
+              </w:rPr>
+              <w:t>Prière de corriger ou de confirmer avec le QG.</w:t>
+            </w:r>
+          </w:p>
+        </w:tc>
+      </w:tr>
+      <w:tr>
+        <w:tc>
+          <w:tcPr>
+            <w:tcW w:type="dxa" w:w="964"/>
+          </w:tcPr>
+          <w:p>
+            <w:r>
+              <w:rPr>
+                <w:b/>
+                <w:i w:val="0"/>
+                <w:color w:val="EA580C"/>
+                <w:sz w:val="16"/>
+              </w:rPr>
+              <w:t>Moyenne</w:t>
+            </w:r>
+          </w:p>
+        </w:tc>
+        <w:tc>
+          <w:tcPr>
+            <w:tcW w:type="dxa" w:w="1247"/>
+          </w:tcPr>
+          <w:p>
+            <w:r>
+              <w:rPr>
+                <w:b/>
+                <w:i w:val="0"/>
+                <w:sz w:val="16"/>
+              </w:rPr>
+              <w:t>S01</w:t>
+              <w:br/>
+            </w:r>
+            <w:r>
+              <w:rPr>
+                <w:b w:val="0"/>
+                <w:i w:val="0"/>
+                <w:color w:val="64748B"/>
+                <w:sz w:val="14"/>
+              </w:rPr>
+              <w:t>Démographie</w:t>
+            </w:r>
+          </w:p>
+        </w:tc>
+        <w:tc>
+          <w:tcPr>
+            <w:tcW w:type="dxa" w:w="1531"/>
+          </w:tcPr>
+          <w:p>
+            <w:r>
+              <w:rPr>
+                <w:b/>
+                <w:i w:val="0"/>
+                <w:color w:val="16A34A"/>
+                <w:sz w:val="16"/>
+              </w:rPr>
+              <w:t>—</w:t>
+            </w:r>
+          </w:p>
+        </w:tc>
+        <w:tc>
+          <w:tcPr>
+            <w:tcW w:type="dxa" w:w="1191"/>
+          </w:tcPr>
+          <w:p>
+            <w:r>
+              <w:rPr>
+                <w:b w:val="0"/>
+                <w:i w:val="0"/>
+                <w:color w:val="64748B"/>
+                <w:sz w:val="16"/>
+              </w:rPr>
+              <w:t>GT-CQ</w:t>
+            </w:r>
+          </w:p>
+        </w:tc>
+        <w:tc>
+          <w:tcPr>
+            <w:tcW w:type="dxa" w:w="4706"/>
+          </w:tcPr>
+          <w:p>
+            <w:r>
+              <w:rPr>
+                <w:b w:val="0"/>
+                <w:i w:val="0"/>
+                <w:sz w:val="17"/>
+              </w:rPr>
+              <w:t>Attention ! Le montant (7000 Fcfa) dépensé ou reçu en cadeau pour les cartes prépayées, les transferts de crédit et les abonnements de  Ana Thiam est relativement élevé par rapport aux autres montants depansés observés dans cette zone.</w:t>
+            </w:r>
+          </w:p>
+        </w:tc>
+      </w:tr>
+      <w:tr>
+        <w:tc>
+          <w:tcPr>
+            <w:tcW w:type="dxa" w:w="964"/>
+          </w:tcPr>
+          <w:p>
+            <w:r>
+              <w:rPr>
+                <w:b/>
+                <w:i w:val="0"/>
+                <w:color w:val="EA580C"/>
+                <w:sz w:val="16"/>
+              </w:rPr>
+              <w:t>Moyenne</w:t>
+            </w:r>
+          </w:p>
+        </w:tc>
+        <w:tc>
+          <w:tcPr>
+            <w:tcW w:type="dxa" w:w="1247"/>
+          </w:tcPr>
+          <w:p>
+            <w:r>
+              <w:rPr>
+                <w:b/>
+                <w:i w:val="0"/>
+                <w:sz w:val="16"/>
+              </w:rPr>
+              <w:t>S01</w:t>
+              <w:br/>
+            </w:r>
+            <w:r>
+              <w:rPr>
+                <w:b w:val="0"/>
+                <w:i w:val="0"/>
+                <w:color w:val="64748B"/>
+                <w:sz w:val="14"/>
+              </w:rPr>
+              <w:t>Démographie</w:t>
+            </w:r>
+          </w:p>
+        </w:tc>
+        <w:tc>
+          <w:tcPr>
+            <w:tcW w:type="dxa" w:w="1531"/>
+          </w:tcPr>
+          <w:p>
+            <w:r>
+              <w:rPr>
+                <w:b/>
+                <w:i w:val="0"/>
+                <w:color w:val="16A34A"/>
+                <w:sz w:val="16"/>
+              </w:rPr>
+              <w:t>—</w:t>
+            </w:r>
+          </w:p>
+        </w:tc>
+        <w:tc>
+          <w:tcPr>
+            <w:tcW w:type="dxa" w:w="1191"/>
+          </w:tcPr>
+          <w:p>
+            <w:r>
+              <w:rPr>
+                <w:b w:val="0"/>
+                <w:i w:val="0"/>
+                <w:color w:val="64748B"/>
+                <w:sz w:val="16"/>
+              </w:rPr>
+              <w:t>GT-CQ</w:t>
+            </w:r>
+          </w:p>
+        </w:tc>
+        <w:tc>
+          <w:tcPr>
+            <w:tcW w:type="dxa" w:w="4706"/>
+          </w:tcPr>
+          <w:p>
+            <w:r>
+              <w:rPr>
+                <w:b w:val="0"/>
+                <w:i w:val="0"/>
+                <w:sz w:val="17"/>
+              </w:rPr>
+              <w:t>Prière de verifier l'information donnée par Ana Thiam ou corriger au niveau de la section 1.</w:t>
+            </w:r>
+          </w:p>
+        </w:tc>
+      </w:tr>
+      <w:tr>
+        <w:tc>
+          <w:tcPr>
+            <w:tcW w:type="dxa" w:w="964"/>
+          </w:tcPr>
+          <w:p>
+            <w:r>
+              <w:rPr>
+                <w:b/>
+                <w:i w:val="0"/>
+                <w:color w:val="EA580C"/>
+                <w:sz w:val="16"/>
+              </w:rPr>
+              <w:t>Moyenne</w:t>
+            </w:r>
+          </w:p>
+        </w:tc>
+        <w:tc>
+          <w:tcPr>
+            <w:tcW w:type="dxa" w:w="1247"/>
+          </w:tcPr>
+          <w:p>
+            <w:r>
+              <w:rPr>
+                <w:b/>
+                <w:i w:val="0"/>
+                <w:sz w:val="16"/>
+              </w:rPr>
+              <w:t>S01</w:t>
+              <w:br/>
+            </w:r>
+            <w:r>
+              <w:rPr>
+                <w:b w:val="0"/>
+                <w:i w:val="0"/>
+                <w:color w:val="64748B"/>
+                <w:sz w:val="14"/>
+              </w:rPr>
+              <w:t>Démographie</w:t>
+            </w:r>
+          </w:p>
+        </w:tc>
+        <w:tc>
+          <w:tcPr>
+            <w:tcW w:type="dxa" w:w="1531"/>
+          </w:tcPr>
+          <w:p>
+            <w:r>
+              <w:rPr>
+                <w:b/>
+                <w:i w:val="0"/>
+                <w:color w:val="16A34A"/>
+                <w:sz w:val="16"/>
+              </w:rPr>
+              <w:t>—</w:t>
+            </w:r>
+          </w:p>
+        </w:tc>
+        <w:tc>
+          <w:tcPr>
+            <w:tcW w:type="dxa" w:w="1191"/>
+          </w:tcPr>
+          <w:p>
+            <w:r>
+              <w:rPr>
+                <w:b w:val="0"/>
+                <w:i w:val="0"/>
+                <w:color w:val="64748B"/>
+                <w:sz w:val="16"/>
+              </w:rPr>
+              <w:t>GT-CQ</w:t>
+            </w:r>
+          </w:p>
+        </w:tc>
+        <w:tc>
+          <w:tcPr>
+            <w:tcW w:type="dxa" w:w="4706"/>
+          </w:tcPr>
+          <w:p>
+            <w:r>
+              <w:rPr>
+                <w:b w:val="0"/>
+                <w:i w:val="0"/>
+                <w:sz w:val="17"/>
+              </w:rPr>
+              <w:t>Prière de verifier l'information donnée par Serigne Fallou Thiam ou corriger au niveau de la section 1.</w:t>
+            </w:r>
+          </w:p>
+        </w:tc>
+      </w:tr>
+      <w:tr>
+        <w:tc>
+          <w:tcPr>
+            <w:tcW w:type="dxa" w:w="964"/>
+          </w:tcPr>
+          <w:p>
+            <w:r>
+              <w:rPr>
+                <w:b/>
+                <w:i w:val="0"/>
+                <w:color w:val="EA580C"/>
+                <w:sz w:val="16"/>
+              </w:rPr>
+              <w:t>Moyenne</w:t>
+            </w:r>
+          </w:p>
+        </w:tc>
+        <w:tc>
+          <w:tcPr>
+            <w:tcW w:type="dxa" w:w="1247"/>
+          </w:tcPr>
+          <w:p>
+            <w:r>
+              <w:rPr>
+                <w:b/>
+                <w:i w:val="0"/>
+                <w:sz w:val="16"/>
+              </w:rPr>
+              <w:t>S01</w:t>
+              <w:br/>
+            </w:r>
+            <w:r>
+              <w:rPr>
+                <w:b w:val="0"/>
+                <w:i w:val="0"/>
+                <w:color w:val="64748B"/>
+                <w:sz w:val="14"/>
+              </w:rPr>
+              <w:t>Démographie</w:t>
+            </w:r>
+          </w:p>
+        </w:tc>
+        <w:tc>
+          <w:tcPr>
+            <w:tcW w:type="dxa" w:w="1531"/>
+          </w:tcPr>
+          <w:p>
+            <w:r>
+              <w:rPr>
+                <w:b/>
+                <w:i w:val="0"/>
+                <w:color w:val="16A34A"/>
+                <w:sz w:val="16"/>
+              </w:rPr>
+              <w:t>—</w:t>
+            </w:r>
+          </w:p>
+        </w:tc>
+        <w:tc>
+          <w:tcPr>
+            <w:tcW w:type="dxa" w:w="1191"/>
+          </w:tcPr>
+          <w:p>
+            <w:r>
+              <w:rPr>
+                <w:b w:val="0"/>
+                <w:i w:val="0"/>
+                <w:color w:val="64748B"/>
+                <w:sz w:val="16"/>
+              </w:rPr>
+              <w:t>GT-CQ</w:t>
+            </w:r>
+          </w:p>
+        </w:tc>
+        <w:tc>
+          <w:tcPr>
+            <w:tcW w:type="dxa" w:w="4706"/>
+          </w:tcPr>
+          <w:p>
+            <w:r>
+              <w:rPr>
+                <w:b w:val="0"/>
+                <w:i w:val="0"/>
+                <w:sz w:val="17"/>
+              </w:rPr>
+              <w:t>Prière de verifier l'information donnée par Aissatou Mbodj Thiam ou corriger au niveau de la section 1.</w:t>
+            </w:r>
+          </w:p>
+        </w:tc>
+      </w:tr>
+      <w:tr>
+        <w:tc>
+          <w:tcPr>
+            <w:tcW w:type="dxa" w:w="964"/>
+          </w:tcPr>
+          <w:p>
+            <w:r>
+              <w:rPr>
+                <w:b/>
+                <w:i w:val="0"/>
+                <w:color w:val="EA580C"/>
+                <w:sz w:val="16"/>
+              </w:rPr>
+              <w:t>Moyenne</w:t>
+            </w:r>
+          </w:p>
+        </w:tc>
+        <w:tc>
+          <w:tcPr>
+            <w:tcW w:type="dxa" w:w="1247"/>
+          </w:tcPr>
+          <w:p>
+            <w:r>
+              <w:rPr>
+                <w:b/>
+                <w:i w:val="0"/>
+                <w:sz w:val="16"/>
+              </w:rPr>
+              <w:t>S01</w:t>
+              <w:br/>
+            </w:r>
+            <w:r>
+              <w:rPr>
+                <w:b w:val="0"/>
+                <w:i w:val="0"/>
+                <w:color w:val="64748B"/>
+                <w:sz w:val="14"/>
+              </w:rPr>
+              <w:t>Démographie</w:t>
+            </w:r>
+          </w:p>
+        </w:tc>
+        <w:tc>
+          <w:tcPr>
+            <w:tcW w:type="dxa" w:w="1531"/>
+          </w:tcPr>
+          <w:p>
+            <w:r>
+              <w:rPr>
+                <w:b/>
+                <w:i w:val="0"/>
+                <w:color w:val="16A34A"/>
+                <w:sz w:val="16"/>
+              </w:rPr>
+              <w:t>—</w:t>
+            </w:r>
+          </w:p>
+        </w:tc>
+        <w:tc>
+          <w:tcPr>
+            <w:tcW w:type="dxa" w:w="1191"/>
+          </w:tcPr>
+          <w:p>
+            <w:r>
+              <w:rPr>
+                <w:b w:val="0"/>
+                <w:i w:val="0"/>
+                <w:color w:val="64748B"/>
+                <w:sz w:val="16"/>
+              </w:rPr>
+              <w:t>GT-CQ</w:t>
+            </w:r>
+          </w:p>
+        </w:tc>
+        <w:tc>
+          <w:tcPr>
+            <w:tcW w:type="dxa" w:w="4706"/>
+          </w:tcPr>
+          <w:p>
+            <w:r>
+              <w:rPr>
+                <w:b w:val="0"/>
+                <w:i w:val="0"/>
+                <w:sz w:val="17"/>
+              </w:rPr>
+              <w:t>Prière de verifier l'information donnée par Awa Thiam ou corriger au niveau de la section 1.</w:t>
+            </w:r>
+          </w:p>
+        </w:tc>
+      </w:tr>
+      <w:tr>
+        <w:tc>
+          <w:tcPr>
+            <w:tcW w:type="dxa" w:w="964"/>
+          </w:tcPr>
+          <w:p>
+            <w:r>
+              <w:rPr>
+                <w:b/>
+                <w:i w:val="0"/>
+                <w:color w:val="EA580C"/>
+                <w:sz w:val="16"/>
+              </w:rPr>
+              <w:t>Moyenne</w:t>
+            </w:r>
+          </w:p>
+        </w:tc>
+        <w:tc>
+          <w:tcPr>
+            <w:tcW w:type="dxa" w:w="1247"/>
+          </w:tcPr>
+          <w:p>
+            <w:r>
+              <w:rPr>
+                <w:b/>
+                <w:i w:val="0"/>
+                <w:sz w:val="16"/>
+              </w:rPr>
+              <w:t>S01</w:t>
+              <w:br/>
+            </w:r>
+            <w:r>
+              <w:rPr>
+                <w:b w:val="0"/>
+                <w:i w:val="0"/>
+                <w:color w:val="64748B"/>
+                <w:sz w:val="14"/>
+              </w:rPr>
+              <w:t>Démographie</w:t>
+            </w:r>
+          </w:p>
+        </w:tc>
+        <w:tc>
+          <w:tcPr>
+            <w:tcW w:type="dxa" w:w="1531"/>
+          </w:tcPr>
+          <w:p>
+            <w:r>
+              <w:rPr>
+                <w:b/>
+                <w:i w:val="0"/>
+                <w:color w:val="16A34A"/>
+                <w:sz w:val="16"/>
+              </w:rPr>
+              <w:t>—</w:t>
+            </w:r>
+          </w:p>
+        </w:tc>
+        <w:tc>
+          <w:tcPr>
+            <w:tcW w:type="dxa" w:w="1191"/>
+          </w:tcPr>
+          <w:p>
+            <w:r>
+              <w:rPr>
+                <w:b w:val="0"/>
+                <w:i w:val="0"/>
+                <w:color w:val="64748B"/>
+                <w:sz w:val="16"/>
+              </w:rPr>
+              <w:t>GT-CQ</w:t>
+            </w:r>
+          </w:p>
+        </w:tc>
+        <w:tc>
+          <w:tcPr>
+            <w:tcW w:type="dxa" w:w="4706"/>
+          </w:tcPr>
+          <w:p>
+            <w:r>
+              <w:rPr>
+                <w:b w:val="0"/>
+                <w:i w:val="0"/>
+                <w:sz w:val="17"/>
+              </w:rPr>
+              <w:t>Prière de verifier l'information donnée par Baye Modou Thiam ou corriger au niveau de la section 1.</w:t>
+            </w:r>
+          </w:p>
+        </w:tc>
+      </w:tr>
+      <w:tr>
+        <w:tc>
+          <w:tcPr>
+            <w:tcW w:type="dxa" w:w="964"/>
+          </w:tcPr>
+          <w:p>
+            <w:r>
+              <w:rPr>
+                <w:b/>
+                <w:i w:val="0"/>
+                <w:color w:val="EA580C"/>
+                <w:sz w:val="16"/>
+              </w:rPr>
+              <w:t>Moyenne</w:t>
+            </w:r>
+          </w:p>
+        </w:tc>
+        <w:tc>
+          <w:tcPr>
+            <w:tcW w:type="dxa" w:w="1247"/>
+          </w:tcPr>
+          <w:p>
+            <w:r>
+              <w:rPr>
+                <w:b/>
+                <w:i w:val="0"/>
+                <w:sz w:val="16"/>
+              </w:rPr>
+              <w:t>S01</w:t>
+              <w:br/>
+            </w:r>
+            <w:r>
+              <w:rPr>
+                <w:b w:val="0"/>
+                <w:i w:val="0"/>
+                <w:color w:val="64748B"/>
+                <w:sz w:val="14"/>
+              </w:rPr>
+              <w:t>Démographie</w:t>
+            </w:r>
+          </w:p>
+        </w:tc>
+        <w:tc>
+          <w:tcPr>
+            <w:tcW w:type="dxa" w:w="1531"/>
+          </w:tcPr>
+          <w:p>
+            <w:r>
+              <w:rPr>
+                <w:b/>
+                <w:i w:val="0"/>
+                <w:color w:val="16A34A"/>
+                <w:sz w:val="16"/>
+              </w:rPr>
+              <w:t>—</w:t>
+            </w:r>
+          </w:p>
+        </w:tc>
+        <w:tc>
+          <w:tcPr>
+            <w:tcW w:type="dxa" w:w="1191"/>
+          </w:tcPr>
+          <w:p>
+            <w:r>
+              <w:rPr>
+                <w:b w:val="0"/>
+                <w:i w:val="0"/>
+                <w:color w:val="64748B"/>
+                <w:sz w:val="16"/>
+              </w:rPr>
+              <w:t>GT-CQ</w:t>
+            </w:r>
+          </w:p>
+        </w:tc>
+        <w:tc>
+          <w:tcPr>
+            <w:tcW w:type="dxa" w:w="4706"/>
+          </w:tcPr>
+          <w:p>
+            <w:r>
+              <w:rPr>
+                <w:b w:val="0"/>
+                <w:i w:val="0"/>
+                <w:sz w:val="17"/>
+              </w:rPr>
+              <w:t>Prière de verifier l'information donnée par Maimouna Thiam ou corriger au niveau de la section 1.</w:t>
+            </w:r>
+          </w:p>
+        </w:tc>
+      </w:tr>
+      <w:tr>
+        <w:tc>
+          <w:tcPr>
+            <w:tcW w:type="dxa" w:w="964"/>
+          </w:tcPr>
+          <w:p>
+            <w:r>
+              <w:rPr>
+                <w:b/>
+                <w:i w:val="0"/>
+                <w:color w:val="EA580C"/>
+                <w:sz w:val="16"/>
+              </w:rPr>
+              <w:t>Moyenne</w:t>
+            </w:r>
+          </w:p>
+        </w:tc>
+        <w:tc>
+          <w:tcPr>
+            <w:tcW w:type="dxa" w:w="1247"/>
+          </w:tcPr>
+          <w:p>
+            <w:r>
+              <w:rPr>
+                <w:b/>
+                <w:i w:val="0"/>
+                <w:sz w:val="16"/>
+              </w:rPr>
               <w:t>S02</w:t>
               <w:br/>
             </w:r>
@@ -1534,7 +2974,7 @@
                 <w:color w:val="16A34A"/>
                 <w:sz w:val="16"/>
               </w:rPr>
-              <w:t>s01q49, s02q24, s01q00b, s02q17_2, s02q15_2</w:t>
+              <w:t>s01q63, s00q04, s02q25, s01q00b, s02q17_2, s02q15_2</w:t>
             </w:r>
           </w:p>
         </w:tc>
@@ -1565,7 +3005,7 @@
                 <w:i w:val="0"/>
                 <w:sz w:val="17"/>
               </w:rPr>
-              <w:t>Le montant des frais pour les cahiers et autres matériels scolaires (35000 FCFA) pour l'année scolaire de Serigne Fallou Thiam qui fréquente 1ére année de Secondaire 2 Général semble incohérent, veuillez, s'il vous plait, verifier cette information auprès de l'enquêté ou confirmer avec le QG.</w:t>
+              <w:t>Dans les milieux urbains c'est peu probable de voir une école dont les élèves ou étudiants ne dépensent pas en frais d'uniformes, prière de verifier pour Ana Thiam qui fréquente 1ére année de Secondaire 2 Général et corriger ou confirmer avec le QG.</w:t>
             </w:r>
           </w:p>
         </w:tc>
@@ -1580,10 +3020,10 @@
               <w:rPr>
                 <w:b/>
                 <w:i w:val="0"/>
-                <w:color w:val="DC2626"/>
+                <w:color w:val="EA580C"/>
                 <w:sz w:val="16"/>
               </w:rPr>
-              <w:t>Haute</w:t>
+              <w:t>Moyenne</w:t>
             </w:r>
           </w:p>
         </w:tc>
@@ -1598,7 +3038,7 @@
                 <w:i w:val="0"/>
                 <w:sz w:val="16"/>
               </w:rPr>
-              <w:t>S07</w:t>
+              <w:t>S02</w:t>
               <w:br/>
             </w:r>
             <w:r>
@@ -1608,7 +3048,7 @@
                 <w:color w:val="64748B"/>
                 <w:sz w:val="14"/>
               </w:rPr>
-              <w:t>Consommation alimentaire</w:t>
+              <w:t>Éducation</w:t>
             </w:r>
           </w:p>
         </w:tc>
@@ -1624,7 +3064,7 @@
                 <w:color w:val="16A34A"/>
                 <w:sz w:val="16"/>
               </w:rPr>
-              <w:t>s00q27, s01q00a, s01q12, s01q13, s02q04, s03q11, s03q12, s01q01</w:t>
+              <w:t>s01q63, s00q04, s02q25, s01q00b, s02q17_2, s02q15_2</w:t>
             </w:r>
           </w:p>
         </w:tc>
@@ -1655,7 +3095,7 @@
                 <w:i w:val="0"/>
                 <w:sz w:val="17"/>
               </w:rPr>
-              <w:t>Avertissement!!! Le ménage a consommé 49 miche de Petit de Pain moderne  ce qui semble incoherent pour une consommation aucours des 7 derniers jours, prière de verifier et corriger.</w:t>
+              <w:t>Dans les milieux urbains c'est peu probable de voir une école dont les élèves ou étudiants ne dépensent pas en frais d'uniformes, prière de verifier pour Awa Thiam qui fréquente 6ème année de Primaire et corriger ou confirmer avec le QG.</w:t>
             </w:r>
           </w:p>
         </w:tc>
@@ -1670,10 +3110,10 @@
               <w:rPr>
                 <w:b/>
                 <w:i w:val="0"/>
-                <w:color w:val="DC2626"/>
+                <w:color w:val="EA580C"/>
                 <w:sz w:val="16"/>
               </w:rPr>
-              <w:t>Haute</w:t>
+              <w:t>Moyenne</w:t>
             </w:r>
           </w:p>
         </w:tc>
@@ -1688,7 +3128,7 @@
                 <w:i w:val="0"/>
                 <w:sz w:val="16"/>
               </w:rPr>
-              <w:t>S11</w:t>
+              <w:t>S02</w:t>
               <w:br/>
             </w:r>
             <w:r>
@@ -1698,7 +3138,7 @@
                 <w:color w:val="64748B"/>
                 <w:sz w:val="14"/>
               </w:rPr>
-              <w:t>Logement / cadre de vie</w:t>
+              <w:t>Éducation</w:t>
             </w:r>
           </w:p>
         </w:tc>
@@ -1714,7 +3154,7 @@
                 <w:color w:val="16A34A"/>
                 <w:sz w:val="16"/>
               </w:rPr>
-              <w:t>s01q47__1, s01q47__2, s01q47__3, s01q47__4, s01q47__5, s01q47__6, s01q47__7, s02q15</w:t>
+              <w:t>s01q63, s00q04, s02q25, s01q00b, s02q17_2, s02q15_2</w:t>
             </w:r>
           </w:p>
         </w:tc>
@@ -1745,1717 +3185,7 @@
                 <w:i w:val="0"/>
                 <w:sz w:val="17"/>
               </w:rPr>
-              <w:t>Le montant de l'eau acheté auprès des vendeurs ou auprès d'un autre ménage au cours de 30 derniers jours est de 14400 FCFA qui semble incoherent, prière de vérifier la question 11.25 auprès du ménage ou confirmer.</w:t>
-            </w:r>
-          </w:p>
-        </w:tc>
-      </w:tr>
-      <w:tr>
-        <w:tc>
-          <w:tcPr>
-            <w:tcW w:type="dxa" w:w="964"/>
-          </w:tcPr>
-          <w:p>
-            <w:r>
-              <w:rPr>
-                <w:b/>
-                <w:i w:val="0"/>
-                <w:color w:val="DC2626"/>
-                <w:sz w:val="16"/>
-              </w:rPr>
-              <w:t>Haute</w:t>
-            </w:r>
-          </w:p>
-        </w:tc>
-        <w:tc>
-          <w:tcPr>
-            <w:tcW w:type="dxa" w:w="1247"/>
-          </w:tcPr>
-          <w:p>
-            <w:r>
-              <w:rPr>
-                <w:b/>
-                <w:i w:val="0"/>
-                <w:sz w:val="16"/>
-              </w:rPr>
-              <w:t>S12</w:t>
-              <w:br/>
-            </w:r>
-            <w:r>
-              <w:rPr>
-                <w:b w:val="0"/>
-                <w:i w:val="0"/>
-                <w:color w:val="64748B"/>
-                <w:sz w:val="14"/>
-              </w:rPr>
-              <w:t>Avoirs / biens durables</w:t>
-            </w:r>
-          </w:p>
-        </w:tc>
-        <w:tc>
-          <w:tcPr>
-            <w:tcW w:type="dxa" w:w="1531"/>
-          </w:tcPr>
-          <w:p>
-            <w:r>
-              <w:rPr>
-                <w:b/>
-                <w:i w:val="0"/>
-                <w:color w:val="16A34A"/>
-                <w:sz w:val="16"/>
-              </w:rPr>
-              <w:t>s00q08, s01q28, s01q29, s01q30, s02q01__2, s02q02__2, s03q20, s04q22</w:t>
-            </w:r>
-          </w:p>
-        </w:tc>
-        <w:tc>
-          <w:tcPr>
-            <w:tcW w:type="dxa" w:w="1191"/>
-          </w:tcPr>
-          <w:p>
-            <w:r>
-              <w:rPr>
-                <w:b w:val="0"/>
-                <w:i w:val="0"/>
-                <w:color w:val="64748B"/>
-                <w:sz w:val="16"/>
-              </w:rPr>
-              <w:t>GT-CQ</w:t>
-            </w:r>
-          </w:p>
-        </w:tc>
-        <w:tc>
-          <w:tcPr>
-            <w:tcW w:type="dxa" w:w="4706"/>
-          </w:tcPr>
-          <w:p>
-            <w:r>
-              <w:rPr>
-                <w:b w:val="0"/>
-                <w:i w:val="0"/>
-                <w:sz w:val="17"/>
-              </w:rPr>
-              <w:t>Le prix d'achat de l'article  Congélateur est nul (achété à 0fcfa) mais le prix de revente est different de 0 impossible, prière de verifier et corriger.</w:t>
-            </w:r>
-          </w:p>
-        </w:tc>
-      </w:tr>
-      <w:tr>
-        <w:tc>
-          <w:tcPr>
-            <w:tcW w:type="dxa" w:w="964"/>
-          </w:tcPr>
-          <w:p>
-            <w:r>
-              <w:rPr>
-                <w:b/>
-                <w:i w:val="0"/>
-                <w:color w:val="DC2626"/>
-                <w:sz w:val="16"/>
-              </w:rPr>
-              <w:t>Haute</w:t>
-            </w:r>
-          </w:p>
-        </w:tc>
-        <w:tc>
-          <w:tcPr>
-            <w:tcW w:type="dxa" w:w="1247"/>
-          </w:tcPr>
-          <w:p>
-            <w:r>
-              <w:rPr>
-                <w:b/>
-                <w:i w:val="0"/>
-                <w:sz w:val="16"/>
-              </w:rPr>
-              <w:t>S12</w:t>
-              <w:br/>
-            </w:r>
-            <w:r>
-              <w:rPr>
-                <w:b w:val="0"/>
-                <w:i w:val="0"/>
-                <w:color w:val="64748B"/>
-                <w:sz w:val="14"/>
-              </w:rPr>
-              <w:t>Avoirs / biens durables</w:t>
-            </w:r>
-          </w:p>
-        </w:tc>
-        <w:tc>
-          <w:tcPr>
-            <w:tcW w:type="dxa" w:w="1531"/>
-          </w:tcPr>
-          <w:p>
-            <w:r>
-              <w:rPr>
-                <w:b/>
-                <w:i w:val="0"/>
-                <w:color w:val="16A34A"/>
-                <w:sz w:val="16"/>
-              </w:rPr>
-              <w:t>s00q08, s01q28, s01q29, s01q30, s02q01__2, s02q02__2, s03q20, s04q22</w:t>
-            </w:r>
-          </w:p>
-        </w:tc>
-        <w:tc>
-          <w:tcPr>
-            <w:tcW w:type="dxa" w:w="1191"/>
-          </w:tcPr>
-          <w:p>
-            <w:r>
-              <w:rPr>
-                <w:b w:val="0"/>
-                <w:i w:val="0"/>
-                <w:color w:val="64748B"/>
-                <w:sz w:val="16"/>
-              </w:rPr>
-              <w:t>GT-CQ</w:t>
-            </w:r>
-          </w:p>
-        </w:tc>
-        <w:tc>
-          <w:tcPr>
-            <w:tcW w:type="dxa" w:w="4706"/>
-          </w:tcPr>
-          <w:p>
-            <w:r>
-              <w:rPr>
-                <w:b w:val="0"/>
-                <w:i w:val="0"/>
-                <w:sz w:val="17"/>
-              </w:rPr>
-              <w:t>Le prix d'achat de l'article  Téléphone portable est nul (achété à 0fcfa) mais le prix de revente est different de 0 impossible, prière de verifier et corriger.</w:t>
-            </w:r>
-          </w:p>
-        </w:tc>
-      </w:tr>
-      <w:tr>
-        <w:tc>
-          <w:tcPr>
-            <w:tcW w:type="dxa" w:w="964"/>
-          </w:tcPr>
-          <w:p>
-            <w:r>
-              <w:rPr>
-                <w:b/>
-                <w:i w:val="0"/>
-                <w:color w:val="EA580C"/>
-                <w:sz w:val="16"/>
-              </w:rPr>
-              <w:t>Moyenne</w:t>
-            </w:r>
-          </w:p>
-        </w:tc>
-        <w:tc>
-          <w:tcPr>
-            <w:tcW w:type="dxa" w:w="1247"/>
-          </w:tcPr>
-          <w:p>
-            <w:r>
-              <w:rPr>
-                <w:b/>
-                <w:i w:val="0"/>
-                <w:sz w:val="16"/>
-              </w:rPr>
-              <w:t>S00</w:t>
-              <w:br/>
-            </w:r>
-            <w:r>
-              <w:rPr>
-                <w:b w:val="0"/>
-                <w:i w:val="0"/>
-                <w:color w:val="64748B"/>
-                <w:sz w:val="14"/>
-              </w:rPr>
-              <w:t>Identification</w:t>
-            </w:r>
-          </w:p>
-        </w:tc>
-        <w:tc>
-          <w:tcPr>
-            <w:tcW w:type="dxa" w:w="1531"/>
-          </w:tcPr>
-          <w:p>
-            <w:r>
-              <w:rPr>
-                <w:b/>
-                <w:i w:val="0"/>
-                <w:color w:val="16A34A"/>
-                <w:sz w:val="16"/>
-              </w:rPr>
-              <w:t>s00q27</w:t>
-            </w:r>
-          </w:p>
-        </w:tc>
-        <w:tc>
-          <w:tcPr>
-            <w:tcW w:type="dxa" w:w="1191"/>
-          </w:tcPr>
-          <w:p>
-            <w:r>
-              <w:rPr>
-                <w:b w:val="0"/>
-                <w:i w:val="0"/>
-                <w:color w:val="64748B"/>
-                <w:sz w:val="16"/>
-              </w:rPr>
-              <w:t>GT-CQ</w:t>
-            </w:r>
-          </w:p>
-        </w:tc>
-        <w:tc>
-          <w:tcPr>
-            <w:tcW w:type="dxa" w:w="4706"/>
-          </w:tcPr>
-          <w:p>
-            <w:r>
-              <w:rPr>
-                <w:b w:val="0"/>
-                <w:i w:val="0"/>
-                <w:sz w:val="17"/>
-              </w:rPr>
-              <w:t>Le questionnaire semble ne pas être complètement fini mais le questionnaire est en statut complet, prière de compléter le questionnaire.</w:t>
-            </w:r>
-          </w:p>
-        </w:tc>
-      </w:tr>
-      <w:tr>
-        <w:tc>
-          <w:tcPr>
-            <w:tcW w:type="dxa" w:w="964"/>
-          </w:tcPr>
-          <w:p>
-            <w:r>
-              <w:rPr>
-                <w:b/>
-                <w:i w:val="0"/>
-                <w:color w:val="EA580C"/>
-                <w:sz w:val="16"/>
-              </w:rPr>
-              <w:t>Moyenne</w:t>
-            </w:r>
-          </w:p>
-        </w:tc>
-        <w:tc>
-          <w:tcPr>
-            <w:tcW w:type="dxa" w:w="1247"/>
-          </w:tcPr>
-          <w:p>
-            <w:r>
-              <w:rPr>
-                <w:b/>
-                <w:i w:val="0"/>
-                <w:sz w:val="16"/>
-              </w:rPr>
-              <w:t>S00</w:t>
-              <w:br/>
-            </w:r>
-            <w:r>
-              <w:rPr>
-                <w:b w:val="0"/>
-                <w:i w:val="0"/>
-                <w:color w:val="64748B"/>
-                <w:sz w:val="14"/>
-              </w:rPr>
-              <w:t>Identification</w:t>
-            </w:r>
-          </w:p>
-        </w:tc>
-        <w:tc>
-          <w:tcPr>
-            <w:tcW w:type="dxa" w:w="1531"/>
-          </w:tcPr>
-          <w:p>
-            <w:r>
-              <w:rPr>
-                <w:b/>
-                <w:i w:val="0"/>
-                <w:color w:val="16A34A"/>
-                <w:sz w:val="16"/>
-              </w:rPr>
-              <w:t>—</w:t>
-            </w:r>
-          </w:p>
-        </w:tc>
-        <w:tc>
-          <w:tcPr>
-            <w:tcW w:type="dxa" w:w="1191"/>
-          </w:tcPr>
-          <w:p>
-            <w:r>
-              <w:rPr>
-                <w:b w:val="0"/>
-                <w:i w:val="0"/>
-                <w:color w:val="64748B"/>
-                <w:sz w:val="16"/>
-              </w:rPr>
-              <w:t>GT-CQ</w:t>
-            </w:r>
-          </w:p>
-        </w:tc>
-        <w:tc>
-          <w:tcPr>
-            <w:tcW w:type="dxa" w:w="4706"/>
-          </w:tcPr>
-          <w:p>
-            <w:r>
-              <w:rPr>
-                <w:b w:val="0"/>
-                <w:i w:val="0"/>
-                <w:sz w:val="17"/>
-              </w:rPr>
-              <w:t>L'adresse ou la localisation du ménage doit être bien renseignée, ne doit pas contenir des numéros de téléphone et elle semble courte pour être une adresse.</w:t>
-            </w:r>
-          </w:p>
-        </w:tc>
-      </w:tr>
-      <w:tr>
-        <w:tc>
-          <w:tcPr>
-            <w:tcW w:type="dxa" w:w="964"/>
-          </w:tcPr>
-          <w:p>
-            <w:r>
-              <w:rPr>
-                <w:b/>
-                <w:i w:val="0"/>
-                <w:color w:val="EA580C"/>
-                <w:sz w:val="16"/>
-              </w:rPr>
-              <w:t>Moyenne</w:t>
-            </w:r>
-          </w:p>
-        </w:tc>
-        <w:tc>
-          <w:tcPr>
-            <w:tcW w:type="dxa" w:w="1247"/>
-          </w:tcPr>
-          <w:p>
-            <w:r>
-              <w:rPr>
-                <w:b/>
-                <w:i w:val="0"/>
-                <w:sz w:val="16"/>
-              </w:rPr>
-              <w:t>S00</w:t>
-              <w:br/>
-            </w:r>
-            <w:r>
-              <w:rPr>
-                <w:b w:val="0"/>
-                <w:i w:val="0"/>
-                <w:color w:val="64748B"/>
-                <w:sz w:val="14"/>
-              </w:rPr>
-              <w:t>Identification</w:t>
-            </w:r>
-          </w:p>
-        </w:tc>
-        <w:tc>
-          <w:tcPr>
-            <w:tcW w:type="dxa" w:w="1531"/>
-          </w:tcPr>
-          <w:p>
-            <w:r>
-              <w:rPr>
-                <w:b/>
-                <w:i w:val="0"/>
-                <w:color w:val="16A34A"/>
-                <w:sz w:val="16"/>
-              </w:rPr>
-              <w:t>—</w:t>
-            </w:r>
-          </w:p>
-        </w:tc>
-        <w:tc>
-          <w:tcPr>
-            <w:tcW w:type="dxa" w:w="1191"/>
-          </w:tcPr>
-          <w:p>
-            <w:r>
-              <w:rPr>
-                <w:b w:val="0"/>
-                <w:i w:val="0"/>
-                <w:color w:val="64748B"/>
-                <w:sz w:val="16"/>
-              </w:rPr>
-              <w:t>GT-CQ</w:t>
-            </w:r>
-          </w:p>
-        </w:tc>
-        <w:tc>
-          <w:tcPr>
-            <w:tcW w:type="dxa" w:w="4706"/>
-          </w:tcPr>
-          <w:p>
-            <w:r>
-              <w:rPr>
-                <w:b w:val="0"/>
-                <w:i w:val="0"/>
-                <w:sz w:val="17"/>
-              </w:rPr>
-              <w:t>Prière de renseigner la bonne adresse.</w:t>
-            </w:r>
-          </w:p>
-        </w:tc>
-      </w:tr>
-      <w:tr>
-        <w:tc>
-          <w:tcPr>
-            <w:tcW w:type="dxa" w:w="964"/>
-          </w:tcPr>
-          <w:p>
-            <w:r>
-              <w:rPr>
-                <w:b/>
-                <w:i w:val="0"/>
-                <w:color w:val="EA580C"/>
-                <w:sz w:val="16"/>
-              </w:rPr>
-              <w:t>Moyenne</w:t>
-            </w:r>
-          </w:p>
-        </w:tc>
-        <w:tc>
-          <w:tcPr>
-            <w:tcW w:type="dxa" w:w="1247"/>
-          </w:tcPr>
-          <w:p>
-            <w:r>
-              <w:rPr>
-                <w:b/>
-                <w:i w:val="0"/>
-                <w:sz w:val="16"/>
-              </w:rPr>
-              <w:t>S01</w:t>
-              <w:br/>
-            </w:r>
-            <w:r>
-              <w:rPr>
-                <w:b w:val="0"/>
-                <w:i w:val="0"/>
-                <w:color w:val="64748B"/>
-                <w:sz w:val="14"/>
-              </w:rPr>
-              <w:t>Démographie</w:t>
-            </w:r>
-          </w:p>
-        </w:tc>
-        <w:tc>
-          <w:tcPr>
-            <w:tcW w:type="dxa" w:w="1531"/>
-          </w:tcPr>
-          <w:p>
-            <w:r>
-              <w:rPr>
-                <w:b/>
-                <w:i w:val="0"/>
-                <w:color w:val="16A34A"/>
-                <w:sz w:val="16"/>
-              </w:rPr>
-              <w:t>—</w:t>
-            </w:r>
-          </w:p>
-        </w:tc>
-        <w:tc>
-          <w:tcPr>
-            <w:tcW w:type="dxa" w:w="1191"/>
-          </w:tcPr>
-          <w:p>
-            <w:r>
-              <w:rPr>
-                <w:b w:val="0"/>
-                <w:i w:val="0"/>
-                <w:color w:val="64748B"/>
-                <w:sz w:val="16"/>
-              </w:rPr>
-              <w:t>GT-CQ</w:t>
-            </w:r>
-          </w:p>
-        </w:tc>
-        <w:tc>
-          <w:tcPr>
-            <w:tcW w:type="dxa" w:w="4706"/>
-          </w:tcPr>
-          <w:p>
-            <w:r>
-              <w:rPr>
-                <w:b w:val="0"/>
-                <w:i w:val="0"/>
-                <w:sz w:val="17"/>
-              </w:rPr>
-              <w:t>Attention ! Le montant (6500 Fcfa) dépensé ou reçu en cadeau pour les cartes prépayées, les transferts de crédit et les abonnements de  Maga Thiam est relativement élevé par rapport aux autres montants depansés observés dans cette zone.</w:t>
-            </w:r>
-          </w:p>
-        </w:tc>
-      </w:tr>
-      <w:tr>
-        <w:tc>
-          <w:tcPr>
-            <w:tcW w:type="dxa" w:w="964"/>
-          </w:tcPr>
-          <w:p>
-            <w:r>
-              <w:rPr>
-                <w:b/>
-                <w:i w:val="0"/>
-                <w:color w:val="EA580C"/>
-                <w:sz w:val="16"/>
-              </w:rPr>
-              <w:t>Moyenne</w:t>
-            </w:r>
-          </w:p>
-        </w:tc>
-        <w:tc>
-          <w:tcPr>
-            <w:tcW w:type="dxa" w:w="1247"/>
-          </w:tcPr>
-          <w:p>
-            <w:r>
-              <w:rPr>
-                <w:b/>
-                <w:i w:val="0"/>
-                <w:sz w:val="16"/>
-              </w:rPr>
-              <w:t>S01</w:t>
-              <w:br/>
-            </w:r>
-            <w:r>
-              <w:rPr>
-                <w:b w:val="0"/>
-                <w:i w:val="0"/>
-                <w:color w:val="64748B"/>
-                <w:sz w:val="14"/>
-              </w:rPr>
-              <w:t>Démographie</w:t>
-            </w:r>
-          </w:p>
-        </w:tc>
-        <w:tc>
-          <w:tcPr>
-            <w:tcW w:type="dxa" w:w="1531"/>
-          </w:tcPr>
-          <w:p>
-            <w:r>
-              <w:rPr>
-                <w:b/>
-                <w:i w:val="0"/>
-                <w:color w:val="16A34A"/>
-                <w:sz w:val="16"/>
-              </w:rPr>
-              <w:t>—</w:t>
-            </w:r>
-          </w:p>
-        </w:tc>
-        <w:tc>
-          <w:tcPr>
-            <w:tcW w:type="dxa" w:w="1191"/>
-          </w:tcPr>
-          <w:p>
-            <w:r>
-              <w:rPr>
-                <w:b w:val="0"/>
-                <w:i w:val="0"/>
-                <w:color w:val="64748B"/>
-                <w:sz w:val="16"/>
-              </w:rPr>
-              <w:t>GT-CQ</w:t>
-            </w:r>
-          </w:p>
-        </w:tc>
-        <w:tc>
-          <w:tcPr>
-            <w:tcW w:type="dxa" w:w="4706"/>
-          </w:tcPr>
-          <w:p>
-            <w:r>
-              <w:rPr>
-                <w:b w:val="0"/>
-                <w:i w:val="0"/>
-                <w:sz w:val="17"/>
-              </w:rPr>
-              <w:t>Prière de corriger ou de confirmer avec le QG.</w:t>
-            </w:r>
-          </w:p>
-        </w:tc>
-      </w:tr>
-      <w:tr>
-        <w:tc>
-          <w:tcPr>
-            <w:tcW w:type="dxa" w:w="964"/>
-          </w:tcPr>
-          <w:p>
-            <w:r>
-              <w:rPr>
-                <w:b/>
-                <w:i w:val="0"/>
-                <w:color w:val="EA580C"/>
-                <w:sz w:val="16"/>
-              </w:rPr>
-              <w:t>Moyenne</w:t>
-            </w:r>
-          </w:p>
-        </w:tc>
-        <w:tc>
-          <w:tcPr>
-            <w:tcW w:type="dxa" w:w="1247"/>
-          </w:tcPr>
-          <w:p>
-            <w:r>
-              <w:rPr>
-                <w:b/>
-                <w:i w:val="0"/>
-                <w:sz w:val="16"/>
-              </w:rPr>
-              <w:t>S01</w:t>
-              <w:br/>
-            </w:r>
-            <w:r>
-              <w:rPr>
-                <w:b w:val="0"/>
-                <w:i w:val="0"/>
-                <w:color w:val="64748B"/>
-                <w:sz w:val="14"/>
-              </w:rPr>
-              <w:t>Démographie</w:t>
-            </w:r>
-          </w:p>
-        </w:tc>
-        <w:tc>
-          <w:tcPr>
-            <w:tcW w:type="dxa" w:w="1531"/>
-          </w:tcPr>
-          <w:p>
-            <w:r>
-              <w:rPr>
-                <w:b/>
-                <w:i w:val="0"/>
-                <w:color w:val="16A34A"/>
-                <w:sz w:val="16"/>
-              </w:rPr>
-              <w:t>—</w:t>
-            </w:r>
-          </w:p>
-        </w:tc>
-        <w:tc>
-          <w:tcPr>
-            <w:tcW w:type="dxa" w:w="1191"/>
-          </w:tcPr>
-          <w:p>
-            <w:r>
-              <w:rPr>
-                <w:b w:val="0"/>
-                <w:i w:val="0"/>
-                <w:color w:val="64748B"/>
-                <w:sz w:val="16"/>
-              </w:rPr>
-              <w:t>GT-CQ</w:t>
-            </w:r>
-          </w:p>
-        </w:tc>
-        <w:tc>
-          <w:tcPr>
-            <w:tcW w:type="dxa" w:w="4706"/>
-          </w:tcPr>
-          <w:p>
-            <w:r>
-              <w:rPr>
-                <w:b w:val="0"/>
-                <w:i w:val="0"/>
-                <w:sz w:val="17"/>
-              </w:rPr>
-              <w:t>Attention ! Le montant (7000 Fcfa) dépensé ou reçu en cadeau pour les cartes prépayées, les transferts de crédit et les abonnements de  Ana Thiam est relativement élevé par rapport aux autres montants depansés observés dans cette zone.</w:t>
-            </w:r>
-          </w:p>
-        </w:tc>
-      </w:tr>
-      <w:tr>
-        <w:tc>
-          <w:tcPr>
-            <w:tcW w:type="dxa" w:w="964"/>
-          </w:tcPr>
-          <w:p>
-            <w:r>
-              <w:rPr>
-                <w:b/>
-                <w:i w:val="0"/>
-                <w:color w:val="EA580C"/>
-                <w:sz w:val="16"/>
-              </w:rPr>
-              <w:t>Moyenne</w:t>
-            </w:r>
-          </w:p>
-        </w:tc>
-        <w:tc>
-          <w:tcPr>
-            <w:tcW w:type="dxa" w:w="1247"/>
-          </w:tcPr>
-          <w:p>
-            <w:r>
-              <w:rPr>
-                <w:b/>
-                <w:i w:val="0"/>
-                <w:sz w:val="16"/>
-              </w:rPr>
-              <w:t>S01</w:t>
-              <w:br/>
-            </w:r>
-            <w:r>
-              <w:rPr>
-                <w:b w:val="0"/>
-                <w:i w:val="0"/>
-                <w:color w:val="64748B"/>
-                <w:sz w:val="14"/>
-              </w:rPr>
-              <w:t>Démographie</w:t>
-            </w:r>
-          </w:p>
-        </w:tc>
-        <w:tc>
-          <w:tcPr>
-            <w:tcW w:type="dxa" w:w="1531"/>
-          </w:tcPr>
-          <w:p>
-            <w:r>
-              <w:rPr>
-                <w:b/>
-                <w:i w:val="0"/>
-                <w:color w:val="16A34A"/>
-                <w:sz w:val="16"/>
-              </w:rPr>
-              <w:t>—</w:t>
-            </w:r>
-          </w:p>
-        </w:tc>
-        <w:tc>
-          <w:tcPr>
-            <w:tcW w:type="dxa" w:w="1191"/>
-          </w:tcPr>
-          <w:p>
-            <w:r>
-              <w:rPr>
-                <w:b w:val="0"/>
-                <w:i w:val="0"/>
-                <w:color w:val="64748B"/>
-                <w:sz w:val="16"/>
-              </w:rPr>
-              <w:t>GT-CQ</w:t>
-            </w:r>
-          </w:p>
-        </w:tc>
-        <w:tc>
-          <w:tcPr>
-            <w:tcW w:type="dxa" w:w="4706"/>
-          </w:tcPr>
-          <w:p>
-            <w:r>
-              <w:rPr>
-                <w:b w:val="0"/>
-                <w:i w:val="0"/>
-                <w:sz w:val="17"/>
-              </w:rPr>
-              <w:t>Prière de verifier l'information donnée par Ana Thiam ou corriger au niveau de la section 1.</w:t>
-            </w:r>
-          </w:p>
-        </w:tc>
-      </w:tr>
-      <w:tr>
-        <w:tc>
-          <w:tcPr>
-            <w:tcW w:type="dxa" w:w="964"/>
-          </w:tcPr>
-          <w:p>
-            <w:r>
-              <w:rPr>
-                <w:b/>
-                <w:i w:val="0"/>
-                <w:color w:val="EA580C"/>
-                <w:sz w:val="16"/>
-              </w:rPr>
-              <w:t>Moyenne</w:t>
-            </w:r>
-          </w:p>
-        </w:tc>
-        <w:tc>
-          <w:tcPr>
-            <w:tcW w:type="dxa" w:w="1247"/>
-          </w:tcPr>
-          <w:p>
-            <w:r>
-              <w:rPr>
-                <w:b/>
-                <w:i w:val="0"/>
-                <w:sz w:val="16"/>
-              </w:rPr>
-              <w:t>S01</w:t>
-              <w:br/>
-            </w:r>
-            <w:r>
-              <w:rPr>
-                <w:b w:val="0"/>
-                <w:i w:val="0"/>
-                <w:color w:val="64748B"/>
-                <w:sz w:val="14"/>
-              </w:rPr>
-              <w:t>Démographie</w:t>
-            </w:r>
-          </w:p>
-        </w:tc>
-        <w:tc>
-          <w:tcPr>
-            <w:tcW w:type="dxa" w:w="1531"/>
-          </w:tcPr>
-          <w:p>
-            <w:r>
-              <w:rPr>
-                <w:b/>
-                <w:i w:val="0"/>
-                <w:color w:val="16A34A"/>
-                <w:sz w:val="16"/>
-              </w:rPr>
-              <w:t>—</w:t>
-            </w:r>
-          </w:p>
-        </w:tc>
-        <w:tc>
-          <w:tcPr>
-            <w:tcW w:type="dxa" w:w="1191"/>
-          </w:tcPr>
-          <w:p>
-            <w:r>
-              <w:rPr>
-                <w:b w:val="0"/>
-                <w:i w:val="0"/>
-                <w:color w:val="64748B"/>
-                <w:sz w:val="16"/>
-              </w:rPr>
-              <w:t>GT-CQ</w:t>
-            </w:r>
-          </w:p>
-        </w:tc>
-        <w:tc>
-          <w:tcPr>
-            <w:tcW w:type="dxa" w:w="4706"/>
-          </w:tcPr>
-          <w:p>
-            <w:r>
-              <w:rPr>
-                <w:b w:val="0"/>
-                <w:i w:val="0"/>
-                <w:sz w:val="17"/>
-              </w:rPr>
-              <w:t>Prière de verifier l'information donnée par Serigne Fallou Thiam ou corriger au niveau de la section 1.</w:t>
-            </w:r>
-          </w:p>
-        </w:tc>
-      </w:tr>
-      <w:tr>
-        <w:tc>
-          <w:tcPr>
-            <w:tcW w:type="dxa" w:w="964"/>
-          </w:tcPr>
-          <w:p>
-            <w:r>
-              <w:rPr>
-                <w:b/>
-                <w:i w:val="0"/>
-                <w:color w:val="EA580C"/>
-                <w:sz w:val="16"/>
-              </w:rPr>
-              <w:t>Moyenne</w:t>
-            </w:r>
-          </w:p>
-        </w:tc>
-        <w:tc>
-          <w:tcPr>
-            <w:tcW w:type="dxa" w:w="1247"/>
-          </w:tcPr>
-          <w:p>
-            <w:r>
-              <w:rPr>
-                <w:b/>
-                <w:i w:val="0"/>
-                <w:sz w:val="16"/>
-              </w:rPr>
-              <w:t>S01</w:t>
-              <w:br/>
-            </w:r>
-            <w:r>
-              <w:rPr>
-                <w:b w:val="0"/>
-                <w:i w:val="0"/>
-                <w:color w:val="64748B"/>
-                <w:sz w:val="14"/>
-              </w:rPr>
-              <w:t>Démographie</w:t>
-            </w:r>
-          </w:p>
-        </w:tc>
-        <w:tc>
-          <w:tcPr>
-            <w:tcW w:type="dxa" w:w="1531"/>
-          </w:tcPr>
-          <w:p>
-            <w:r>
-              <w:rPr>
-                <w:b/>
-                <w:i w:val="0"/>
-                <w:color w:val="16A34A"/>
-                <w:sz w:val="16"/>
-              </w:rPr>
-              <w:t>—</w:t>
-            </w:r>
-          </w:p>
-        </w:tc>
-        <w:tc>
-          <w:tcPr>
-            <w:tcW w:type="dxa" w:w="1191"/>
-          </w:tcPr>
-          <w:p>
-            <w:r>
-              <w:rPr>
-                <w:b w:val="0"/>
-                <w:i w:val="0"/>
-                <w:color w:val="64748B"/>
-                <w:sz w:val="16"/>
-              </w:rPr>
-              <w:t>GT-CQ</w:t>
-            </w:r>
-          </w:p>
-        </w:tc>
-        <w:tc>
-          <w:tcPr>
-            <w:tcW w:type="dxa" w:w="4706"/>
-          </w:tcPr>
-          <w:p>
-            <w:r>
-              <w:rPr>
-                <w:b w:val="0"/>
-                <w:i w:val="0"/>
-                <w:sz w:val="17"/>
-              </w:rPr>
-              <w:t>Prière de verifier l'information donnée par Aissatou Mbodj Thiam ou corriger au niveau de la section 1.</w:t>
-            </w:r>
-          </w:p>
-        </w:tc>
-      </w:tr>
-      <w:tr>
-        <w:tc>
-          <w:tcPr>
-            <w:tcW w:type="dxa" w:w="964"/>
-          </w:tcPr>
-          <w:p>
-            <w:r>
-              <w:rPr>
-                <w:b/>
-                <w:i w:val="0"/>
-                <w:color w:val="EA580C"/>
-                <w:sz w:val="16"/>
-              </w:rPr>
-              <w:t>Moyenne</w:t>
-            </w:r>
-          </w:p>
-        </w:tc>
-        <w:tc>
-          <w:tcPr>
-            <w:tcW w:type="dxa" w:w="1247"/>
-          </w:tcPr>
-          <w:p>
-            <w:r>
-              <w:rPr>
-                <w:b/>
-                <w:i w:val="0"/>
-                <w:sz w:val="16"/>
-              </w:rPr>
-              <w:t>S01</w:t>
-              <w:br/>
-            </w:r>
-            <w:r>
-              <w:rPr>
-                <w:b w:val="0"/>
-                <w:i w:val="0"/>
-                <w:color w:val="64748B"/>
-                <w:sz w:val="14"/>
-              </w:rPr>
-              <w:t>Démographie</w:t>
-            </w:r>
-          </w:p>
-        </w:tc>
-        <w:tc>
-          <w:tcPr>
-            <w:tcW w:type="dxa" w:w="1531"/>
-          </w:tcPr>
-          <w:p>
-            <w:r>
-              <w:rPr>
-                <w:b/>
-                <w:i w:val="0"/>
-                <w:color w:val="16A34A"/>
-                <w:sz w:val="16"/>
-              </w:rPr>
-              <w:t>—</w:t>
-            </w:r>
-          </w:p>
-        </w:tc>
-        <w:tc>
-          <w:tcPr>
-            <w:tcW w:type="dxa" w:w="1191"/>
-          </w:tcPr>
-          <w:p>
-            <w:r>
-              <w:rPr>
-                <w:b w:val="0"/>
-                <w:i w:val="0"/>
-                <w:color w:val="64748B"/>
-                <w:sz w:val="16"/>
-              </w:rPr>
-              <w:t>GT-CQ</w:t>
-            </w:r>
-          </w:p>
-        </w:tc>
-        <w:tc>
-          <w:tcPr>
-            <w:tcW w:type="dxa" w:w="4706"/>
-          </w:tcPr>
-          <w:p>
-            <w:r>
-              <w:rPr>
-                <w:b w:val="0"/>
-                <w:i w:val="0"/>
-                <w:sz w:val="17"/>
-              </w:rPr>
-              <w:t>Prière de verifier l'information donnée par Awa Thiam ou corriger au niveau de la section 1.</w:t>
-            </w:r>
-          </w:p>
-        </w:tc>
-      </w:tr>
-      <w:tr>
-        <w:tc>
-          <w:tcPr>
-            <w:tcW w:type="dxa" w:w="964"/>
-          </w:tcPr>
-          <w:p>
-            <w:r>
-              <w:rPr>
-                <w:b/>
-                <w:i w:val="0"/>
-                <w:color w:val="EA580C"/>
-                <w:sz w:val="16"/>
-              </w:rPr>
-              <w:t>Moyenne</w:t>
-            </w:r>
-          </w:p>
-        </w:tc>
-        <w:tc>
-          <w:tcPr>
-            <w:tcW w:type="dxa" w:w="1247"/>
-          </w:tcPr>
-          <w:p>
-            <w:r>
-              <w:rPr>
-                <w:b/>
-                <w:i w:val="0"/>
-                <w:sz w:val="16"/>
-              </w:rPr>
-              <w:t>S01</w:t>
-              <w:br/>
-            </w:r>
-            <w:r>
-              <w:rPr>
-                <w:b w:val="0"/>
-                <w:i w:val="0"/>
-                <w:color w:val="64748B"/>
-                <w:sz w:val="14"/>
-              </w:rPr>
-              <w:t>Démographie</w:t>
-            </w:r>
-          </w:p>
-        </w:tc>
-        <w:tc>
-          <w:tcPr>
-            <w:tcW w:type="dxa" w:w="1531"/>
-          </w:tcPr>
-          <w:p>
-            <w:r>
-              <w:rPr>
-                <w:b/>
-                <w:i w:val="0"/>
-                <w:color w:val="16A34A"/>
-                <w:sz w:val="16"/>
-              </w:rPr>
-              <w:t>—</w:t>
-            </w:r>
-          </w:p>
-        </w:tc>
-        <w:tc>
-          <w:tcPr>
-            <w:tcW w:type="dxa" w:w="1191"/>
-          </w:tcPr>
-          <w:p>
-            <w:r>
-              <w:rPr>
-                <w:b w:val="0"/>
-                <w:i w:val="0"/>
-                <w:color w:val="64748B"/>
-                <w:sz w:val="16"/>
-              </w:rPr>
-              <w:t>GT-CQ</w:t>
-            </w:r>
-          </w:p>
-        </w:tc>
-        <w:tc>
-          <w:tcPr>
-            <w:tcW w:type="dxa" w:w="4706"/>
-          </w:tcPr>
-          <w:p>
-            <w:r>
-              <w:rPr>
-                <w:b w:val="0"/>
-                <w:i w:val="0"/>
-                <w:sz w:val="17"/>
-              </w:rPr>
-              <w:t>Prière de verifier l'information donnée par Baye Modou Thiam ou corriger au niveau de la section 1.</w:t>
-            </w:r>
-          </w:p>
-        </w:tc>
-      </w:tr>
-      <w:tr>
-        <w:tc>
-          <w:tcPr>
-            <w:tcW w:type="dxa" w:w="964"/>
-          </w:tcPr>
-          <w:p>
-            <w:r>
-              <w:rPr>
-                <w:b/>
-                <w:i w:val="0"/>
-                <w:color w:val="EA580C"/>
-                <w:sz w:val="16"/>
-              </w:rPr>
-              <w:t>Moyenne</w:t>
-            </w:r>
-          </w:p>
-        </w:tc>
-        <w:tc>
-          <w:tcPr>
-            <w:tcW w:type="dxa" w:w="1247"/>
-          </w:tcPr>
-          <w:p>
-            <w:r>
-              <w:rPr>
-                <w:b/>
-                <w:i w:val="0"/>
-                <w:sz w:val="16"/>
-              </w:rPr>
-              <w:t>S01</w:t>
-              <w:br/>
-            </w:r>
-            <w:r>
-              <w:rPr>
-                <w:b w:val="0"/>
-                <w:i w:val="0"/>
-                <w:color w:val="64748B"/>
-                <w:sz w:val="14"/>
-              </w:rPr>
-              <w:t>Démographie</w:t>
-            </w:r>
-          </w:p>
-        </w:tc>
-        <w:tc>
-          <w:tcPr>
-            <w:tcW w:type="dxa" w:w="1531"/>
-          </w:tcPr>
-          <w:p>
-            <w:r>
-              <w:rPr>
-                <w:b/>
-                <w:i w:val="0"/>
-                <w:color w:val="16A34A"/>
-                <w:sz w:val="16"/>
-              </w:rPr>
-              <w:t>—</w:t>
-            </w:r>
-          </w:p>
-        </w:tc>
-        <w:tc>
-          <w:tcPr>
-            <w:tcW w:type="dxa" w:w="1191"/>
-          </w:tcPr>
-          <w:p>
-            <w:r>
-              <w:rPr>
-                <w:b w:val="0"/>
-                <w:i w:val="0"/>
-                <w:color w:val="64748B"/>
-                <w:sz w:val="16"/>
-              </w:rPr>
-              <w:t>GT-CQ</w:t>
-            </w:r>
-          </w:p>
-        </w:tc>
-        <w:tc>
-          <w:tcPr>
-            <w:tcW w:type="dxa" w:w="4706"/>
-          </w:tcPr>
-          <w:p>
-            <w:r>
-              <w:rPr>
-                <w:b w:val="0"/>
-                <w:i w:val="0"/>
-                <w:sz w:val="17"/>
-              </w:rPr>
-              <w:t>Prière de verifier l'information donnée par Maimouna Thiam ou corriger au niveau de la section 1.</w:t>
-            </w:r>
-          </w:p>
-        </w:tc>
-      </w:tr>
-      <w:tr>
-        <w:tc>
-          <w:tcPr>
-            <w:tcW w:type="dxa" w:w="964"/>
-          </w:tcPr>
-          <w:p>
-            <w:r>
-              <w:rPr>
-                <w:b/>
-                <w:i w:val="0"/>
-                <w:color w:val="EA580C"/>
-                <w:sz w:val="16"/>
-              </w:rPr>
-              <w:t>Moyenne</w:t>
-            </w:r>
-          </w:p>
-        </w:tc>
-        <w:tc>
-          <w:tcPr>
-            <w:tcW w:type="dxa" w:w="1247"/>
-          </w:tcPr>
-          <w:p>
-            <w:r>
-              <w:rPr>
-                <w:b/>
-                <w:i w:val="0"/>
-                <w:sz w:val="16"/>
-              </w:rPr>
-              <w:t>S02</w:t>
-              <w:br/>
-            </w:r>
-            <w:r>
-              <w:rPr>
-                <w:b w:val="0"/>
-                <w:i w:val="0"/>
-                <w:color w:val="64748B"/>
-                <w:sz w:val="14"/>
-              </w:rPr>
-              <w:t>Éducation</w:t>
-            </w:r>
-          </w:p>
-        </w:tc>
-        <w:tc>
-          <w:tcPr>
-            <w:tcW w:type="dxa" w:w="1531"/>
-          </w:tcPr>
-          <w:p>
-            <w:r>
-              <w:rPr>
-                <w:b/>
-                <w:i w:val="0"/>
-                <w:color w:val="16A34A"/>
-                <w:sz w:val="16"/>
-              </w:rPr>
-              <w:t>—</w:t>
-            </w:r>
-          </w:p>
-        </w:tc>
-        <w:tc>
-          <w:tcPr>
-            <w:tcW w:type="dxa" w:w="1191"/>
-          </w:tcPr>
-          <w:p>
-            <w:r>
-              <w:rPr>
-                <w:b w:val="0"/>
-                <w:i w:val="0"/>
-                <w:color w:val="64748B"/>
-                <w:sz w:val="16"/>
-              </w:rPr>
-              <w:t>GT-CQ</w:t>
-            </w:r>
-          </w:p>
-        </w:tc>
-        <w:tc>
-          <w:tcPr>
-            <w:tcW w:type="dxa" w:w="4706"/>
-          </w:tcPr>
-          <w:p>
-            <w:r>
-              <w:rPr>
-                <w:b w:val="0"/>
-                <w:i w:val="0"/>
-                <w:sz w:val="17"/>
-              </w:rPr>
-              <w:t>veuillez, s'il vous plait, confirmer les frais de scolarité ( 2500 FCFA) payée de Baye Modou Thiam avec le QG ou apporter les corrections nécessaires.</w:t>
-            </w:r>
-          </w:p>
-        </w:tc>
-      </w:tr>
-      <w:tr>
-        <w:tc>
-          <w:tcPr>
-            <w:tcW w:type="dxa" w:w="964"/>
-          </w:tcPr>
-          <w:p>
-            <w:r>
-              <w:rPr>
-                <w:b/>
-                <w:i w:val="0"/>
-                <w:color w:val="EA580C"/>
-                <w:sz w:val="16"/>
-              </w:rPr>
-              <w:t>Moyenne</w:t>
-            </w:r>
-          </w:p>
-        </w:tc>
-        <w:tc>
-          <w:tcPr>
-            <w:tcW w:type="dxa" w:w="1247"/>
-          </w:tcPr>
-          <w:p>
-            <w:r>
-              <w:rPr>
-                <w:b/>
-                <w:i w:val="0"/>
-                <w:sz w:val="16"/>
-              </w:rPr>
-              <w:t>S02</w:t>
-              <w:br/>
-            </w:r>
-            <w:r>
-              <w:rPr>
-                <w:b w:val="0"/>
-                <w:i w:val="0"/>
-                <w:color w:val="64748B"/>
-                <w:sz w:val="14"/>
-              </w:rPr>
-              <w:t>Éducation</w:t>
-            </w:r>
-          </w:p>
-        </w:tc>
-        <w:tc>
-          <w:tcPr>
-            <w:tcW w:type="dxa" w:w="1531"/>
-          </w:tcPr>
-          <w:p>
-            <w:r>
-              <w:rPr>
-                <w:b/>
-                <w:i w:val="0"/>
-                <w:color w:val="16A34A"/>
-                <w:sz w:val="16"/>
-              </w:rPr>
-              <w:t>s01q63, s00q04, s02q25, s01q00b, s02q17_2, s02q15_2</w:t>
-            </w:r>
-          </w:p>
-        </w:tc>
-        <w:tc>
-          <w:tcPr>
-            <w:tcW w:type="dxa" w:w="1191"/>
-          </w:tcPr>
-          <w:p>
-            <w:r>
-              <w:rPr>
-                <w:b w:val="0"/>
-                <w:i w:val="0"/>
-                <w:color w:val="64748B"/>
-                <w:sz w:val="16"/>
-              </w:rPr>
-              <w:t>GT-CQ</w:t>
-            </w:r>
-          </w:p>
-        </w:tc>
-        <w:tc>
-          <w:tcPr>
-            <w:tcW w:type="dxa" w:w="4706"/>
-          </w:tcPr>
-          <w:p>
-            <w:r>
-              <w:rPr>
-                <w:b w:val="0"/>
-                <w:i w:val="0"/>
-                <w:sz w:val="17"/>
-              </w:rPr>
               <w:t>Dans les milieux urbains c'est peu probable de voir une école dont les élèves ou étudiants ne dépensent pas en frais d'uniformes, prière de verifier pour Baye Modou Thiam qui fréquente 2ème année de Primaire et corriger ou confirmer avec le QG.</w:t>
-            </w:r>
-          </w:p>
-        </w:tc>
-      </w:tr>
-      <w:tr>
-        <w:tc>
-          <w:tcPr>
-            <w:tcW w:type="dxa" w:w="964"/>
-          </w:tcPr>
-          <w:p>
-            <w:r>
-              <w:rPr>
-                <w:b/>
-                <w:i w:val="0"/>
-                <w:color w:val="EA580C"/>
-                <w:sz w:val="16"/>
-              </w:rPr>
-              <w:t>Moyenne</w:t>
-            </w:r>
-          </w:p>
-        </w:tc>
-        <w:tc>
-          <w:tcPr>
-            <w:tcW w:type="dxa" w:w="1247"/>
-          </w:tcPr>
-          <w:p>
-            <w:r>
-              <w:rPr>
-                <w:b/>
-                <w:i w:val="0"/>
-                <w:sz w:val="16"/>
-              </w:rPr>
-              <w:t>S02</w:t>
-              <w:br/>
-            </w:r>
-            <w:r>
-              <w:rPr>
-                <w:b w:val="0"/>
-                <w:i w:val="0"/>
-                <w:color w:val="64748B"/>
-                <w:sz w:val="14"/>
-              </w:rPr>
-              <w:t>Éducation</w:t>
-            </w:r>
-          </w:p>
-        </w:tc>
-        <w:tc>
-          <w:tcPr>
-            <w:tcW w:type="dxa" w:w="1531"/>
-          </w:tcPr>
-          <w:p>
-            <w:r>
-              <w:rPr>
-                <w:b/>
-                <w:i w:val="0"/>
-                <w:color w:val="16A34A"/>
-                <w:sz w:val="16"/>
-              </w:rPr>
-              <w:t>—</w:t>
-            </w:r>
-          </w:p>
-        </w:tc>
-        <w:tc>
-          <w:tcPr>
-            <w:tcW w:type="dxa" w:w="1191"/>
-          </w:tcPr>
-          <w:p>
-            <w:r>
-              <w:rPr>
-                <w:b w:val="0"/>
-                <w:i w:val="0"/>
-                <w:color w:val="64748B"/>
-                <w:sz w:val="16"/>
-              </w:rPr>
-              <w:t>GT-CQ</w:t>
-            </w:r>
-          </w:p>
-        </w:tc>
-        <w:tc>
-          <w:tcPr>
-            <w:tcW w:type="dxa" w:w="4706"/>
-          </w:tcPr>
-          <w:p>
-            <w:r>
-              <w:rPr>
-                <w:b w:val="0"/>
-                <w:i w:val="0"/>
-                <w:sz w:val="17"/>
-              </w:rPr>
-              <w:t>veuillez, s'il vous plait, confirmer les frais de scolarité ( 8300 FCFA) payée de Ana Thiam avec le QG ou apporter les corrections nécessaires.</w:t>
-            </w:r>
-          </w:p>
-        </w:tc>
-      </w:tr>
-      <w:tr>
-        <w:tc>
-          <w:tcPr>
-            <w:tcW w:type="dxa" w:w="964"/>
-          </w:tcPr>
-          <w:p>
-            <w:r>
-              <w:rPr>
-                <w:b/>
-                <w:i w:val="0"/>
-                <w:color w:val="EA580C"/>
-                <w:sz w:val="16"/>
-              </w:rPr>
-              <w:t>Moyenne</w:t>
-            </w:r>
-          </w:p>
-        </w:tc>
-        <w:tc>
-          <w:tcPr>
-            <w:tcW w:type="dxa" w:w="1247"/>
-          </w:tcPr>
-          <w:p>
-            <w:r>
-              <w:rPr>
-                <w:b/>
-                <w:i w:val="0"/>
-                <w:sz w:val="16"/>
-              </w:rPr>
-              <w:t>S02</w:t>
-              <w:br/>
-            </w:r>
-            <w:r>
-              <w:rPr>
-                <w:b w:val="0"/>
-                <w:i w:val="0"/>
-                <w:color w:val="64748B"/>
-                <w:sz w:val="14"/>
-              </w:rPr>
-              <w:t>Éducation</w:t>
-            </w:r>
-          </w:p>
-        </w:tc>
-        <w:tc>
-          <w:tcPr>
-            <w:tcW w:type="dxa" w:w="1531"/>
-          </w:tcPr>
-          <w:p>
-            <w:r>
-              <w:rPr>
-                <w:b/>
-                <w:i w:val="0"/>
-                <w:color w:val="16A34A"/>
-                <w:sz w:val="16"/>
-              </w:rPr>
-              <w:t>s01q63, s00q04, s02q25, s01q00b, s02q17_2, s02q15_2</w:t>
-            </w:r>
-          </w:p>
-        </w:tc>
-        <w:tc>
-          <w:tcPr>
-            <w:tcW w:type="dxa" w:w="1191"/>
-          </w:tcPr>
-          <w:p>
-            <w:r>
-              <w:rPr>
-                <w:b w:val="0"/>
-                <w:i w:val="0"/>
-                <w:color w:val="64748B"/>
-                <w:sz w:val="16"/>
-              </w:rPr>
-              <w:t>GT-CQ</w:t>
-            </w:r>
-          </w:p>
-        </w:tc>
-        <w:tc>
-          <w:tcPr>
-            <w:tcW w:type="dxa" w:w="4706"/>
-          </w:tcPr>
-          <w:p>
-            <w:r>
-              <w:rPr>
-                <w:b w:val="0"/>
-                <w:i w:val="0"/>
-                <w:sz w:val="17"/>
-              </w:rPr>
-              <w:t>Dans les milieux urbains c'est peu probable de voir une école dont les élèves ou étudiants ne dépensent pas en frais d'uniformes, prière de verifier pour Ana Thiam qui fréquente 1ére année de Secondaire 2 Général et corriger ou confirmer avec le QG.</w:t>
-            </w:r>
-          </w:p>
-        </w:tc>
-      </w:tr>
-      <w:tr>
-        <w:tc>
-          <w:tcPr>
-            <w:tcW w:type="dxa" w:w="964"/>
-          </w:tcPr>
-          <w:p>
-            <w:r>
-              <w:rPr>
-                <w:b/>
-                <w:i w:val="0"/>
-                <w:color w:val="EA580C"/>
-                <w:sz w:val="16"/>
-              </w:rPr>
-              <w:t>Moyenne</w:t>
-            </w:r>
-          </w:p>
-        </w:tc>
-        <w:tc>
-          <w:tcPr>
-            <w:tcW w:type="dxa" w:w="1247"/>
-          </w:tcPr>
-          <w:p>
-            <w:r>
-              <w:rPr>
-                <w:b/>
-                <w:i w:val="0"/>
-                <w:sz w:val="16"/>
-              </w:rPr>
-              <w:t>S02</w:t>
-              <w:br/>
-            </w:r>
-            <w:r>
-              <w:rPr>
-                <w:b w:val="0"/>
-                <w:i w:val="0"/>
-                <w:color w:val="64748B"/>
-                <w:sz w:val="14"/>
-              </w:rPr>
-              <w:t>Éducation</w:t>
-            </w:r>
-          </w:p>
-        </w:tc>
-        <w:tc>
-          <w:tcPr>
-            <w:tcW w:type="dxa" w:w="1531"/>
-          </w:tcPr>
-          <w:p>
-            <w:r>
-              <w:rPr>
-                <w:b/>
-                <w:i w:val="0"/>
-                <w:color w:val="16A34A"/>
-                <w:sz w:val="16"/>
-              </w:rPr>
-              <w:t>s01q63, s00q04, s02q25, s01q00b, s02q17_2, s02q15_2</w:t>
-            </w:r>
-          </w:p>
-        </w:tc>
-        <w:tc>
-          <w:tcPr>
-            <w:tcW w:type="dxa" w:w="1191"/>
-          </w:tcPr>
-          <w:p>
-            <w:r>
-              <w:rPr>
-                <w:b w:val="0"/>
-                <w:i w:val="0"/>
-                <w:color w:val="64748B"/>
-                <w:sz w:val="16"/>
-              </w:rPr>
-              <w:t>GT-CQ</w:t>
-            </w:r>
-          </w:p>
-        </w:tc>
-        <w:tc>
-          <w:tcPr>
-            <w:tcW w:type="dxa" w:w="4706"/>
-          </w:tcPr>
-          <w:p>
-            <w:r>
-              <w:rPr>
-                <w:b w:val="0"/>
-                <w:i w:val="0"/>
-                <w:sz w:val="17"/>
-              </w:rPr>
-              <w:t>Dans les milieux urbains c'est peu probable de voir une école dont les élèves ou étudiants ne dépensent pas en frais d'uniformes, prière de verifier pour Awa Thiam qui fréquente 6ème année de Primaire et corriger ou confirmer avec le QG.</w:t>
             </w:r>
           </w:p>
         </w:tc>
